--- a/pics/React VDOM.docx
+++ b/pics/React VDOM.docx
@@ -3,6 +3,919 @@
 <w:document xmlns:wpc="http://schemas.microsoft.com/office/word/2010/wordprocessingCanvas" xmlns:cx="http://schemas.microsoft.com/office/drawing/2014/chartex" xmlns:cx1="http://schemas.microsoft.com/office/drawing/2015/9/8/chartex" xmlns:cx2="http://schemas.microsoft.com/office/drawing/2015/10/21/chartex" xmlns:cx3="http://schemas.microsoft.com/office/drawing/2016/5/9/chartex" xmlns:cx4="http://schemas.microsoft.com/office/drawing/2016/5/10/chartex" xmlns:cx5="http://schemas.microsoft.com/office/drawing/2016/5/11/chartex" xmlns:cx6="http://schemas.microsoft.com/office/drawing/2016/5/12/chartex" xmlns:cx7="http://schemas.microsoft.com/office/drawing/2016/5/13/chartex" xmlns:cx8="http://schemas.microsoft.com/office/drawing/2016/5/14/chartex" xmlns:mc="http://schemas.openxmlformats.org/markup-compatibility/2006" xmlns:aink="http://schemas.microsoft.com/office/drawing/2016/ink" xmlns:am3d="http://schemas.microsoft.com/office/drawing/2017/model3d" xmlns:o="urn:schemas-microsoft-com:office:office" xmlns:oel="http://schemas.microsoft.com/office/2019/extlst" xmlns:r="http://schemas.openxmlformats.org/officeDocument/2006/relationships" xmlns:m="http://schemas.openxmlformats.org/officeDocument/2006/math" xmlns:v="urn:schemas-microsoft-com:vml" xmlns:wp14="http://schemas.microsoft.com/office/word/2010/wordprocessingDrawing" xmlns:wp="http://schemas.openxmlformats.org/drawingml/2006/wordprocessingDrawing" xmlns:w10="urn:schemas-microsoft-com:office:word" xmlns:w="http://schemas.openxmlformats.org/wordprocessingml/2006/main" xmlns:w14="http://schemas.microsoft.com/office/word/2010/wordml" xmlns:w15="http://schemas.microsoft.com/office/word/2012/wordml" xmlns:w16cex="http://schemas.microsoft.com/office/word/2018/wordml/cex" xmlns:w16cid="http://schemas.microsoft.com/office/word/2016/wordml/cid" xmlns:w16="http://schemas.microsoft.com/office/word/2018/wordml" xmlns:w16du="http://schemas.microsoft.com/office/word/2023/wordml/word16du" xmlns:w16sdtdh="http://schemas.microsoft.com/office/word/2020/wordml/sdtdatahash" xmlns:w16sdtfl="http://schemas.microsoft.com/office/word/2024/wordml/sdtformatlock" xmlns:w16se="http://schemas.microsoft.com/office/word/2015/wordml/symex" xmlns:wpg="http://schemas.microsoft.com/office/word/2010/wordprocessingGroup" xmlns:wpi="http://schemas.microsoft.com/office/word/2010/wordprocessingInk" xmlns:wne="http://schemas.microsoft.com/office/word/2006/wordml" xmlns:wps="http://schemas.microsoft.com/office/word/2010/wordprocessingShape" mc:Ignorable="w14 w15 w16se w16cid w16 w16cex w16sdtdh w16sdtfl w16du wp14">
   <w:body>
     <w:p>
+      <w:r>
+        <w:rPr>
+          <w:noProof/>
+        </w:rPr>
+        <mc:AlternateContent>
+          <mc:Choice Requires="wps">
+            <w:drawing>
+              <wp:anchor distT="0" distB="0" distL="114300" distR="114300" simplePos="0" relativeHeight="251662336" behindDoc="0" locked="0" layoutInCell="1" allowOverlap="1" wp14:anchorId="2C458FDC" wp14:editId="1FBC095A">
+                <wp:simplePos x="0" y="0"/>
+                <wp:positionH relativeFrom="column">
+                  <wp:posOffset>5321299</wp:posOffset>
+                </wp:positionH>
+                <wp:positionV relativeFrom="paragraph">
+                  <wp:posOffset>1193800</wp:posOffset>
+                </wp:positionV>
+                <wp:extent cx="1032933" cy="511810"/>
+                <wp:effectExtent l="0" t="0" r="15240" b="21590"/>
+                <wp:wrapNone/>
+                <wp:docPr id="393756179" name="Text Box 4"/>
+                <wp:cNvGraphicFramePr/>
+                <a:graphic xmlns:a="http://schemas.openxmlformats.org/drawingml/2006/main">
+                  <a:graphicData uri="http://schemas.microsoft.com/office/word/2010/wordprocessingShape">
+                    <wps:wsp>
+                      <wps:cNvSpPr txBox="1"/>
+                      <wps:spPr>
+                        <a:xfrm>
+                          <a:off x="0" y="0"/>
+                          <a:ext cx="1032933" cy="511810"/>
+                        </a:xfrm>
+                        <a:prstGeom prst="rect">
+                          <a:avLst/>
+                        </a:prstGeom>
+                        <a:solidFill>
+                          <a:schemeClr val="lt1"/>
+                        </a:solidFill>
+                        <a:ln w="6350">
+                          <a:solidFill>
+                            <a:prstClr val="black"/>
+                          </a:solidFill>
+                        </a:ln>
+                      </wps:spPr>
+                      <wps:txbx>
+                        <w:txbxContent>
+                          <w:p>
+                            <w:r>
+                              <w:t>App</w:t>
+                            </w:r>
+                            <w:r>
+                              <w:t xml:space="preserve"> (counter=0)</w:t>
+                            </w:r>
+                          </w:p>
+                        </w:txbxContent>
+                      </wps:txbx>
+                      <wps:bodyPr rot="0" spcFirstLastPara="0" vertOverflow="overflow" horzOverflow="overflow" vert="horz" wrap="square" lIns="91440" tIns="45720" rIns="91440" bIns="45720" numCol="1" spcCol="0" rtlCol="0" fromWordArt="0" anchor="t" anchorCtr="0" forceAA="0" compatLnSpc="1">
+                        <a:prstTxWarp prst="textNoShape">
+                          <a:avLst/>
+                        </a:prstTxWarp>
+                        <a:noAutofit/>
+                      </wps:bodyPr>
+                    </wps:wsp>
+                  </a:graphicData>
+                </a:graphic>
+                <wp14:sizeRelH relativeFrom="margin">
+                  <wp14:pctWidth>0</wp14:pctWidth>
+                </wp14:sizeRelH>
+              </wp:anchor>
+            </w:drawing>
+          </mc:Choice>
+          <mc:Fallback>
+            <w:pict>
+              <v:shapetype w14:anchorId="2C458FDC" id="_x0000_t202" coordsize="21600,21600" o:spt="202" path="m,l,21600r21600,l21600,xe">
+                <v:stroke joinstyle="miter"/>
+                <v:path gradientshapeok="t" o:connecttype="rect"/>
+              </v:shapetype>
+              <v:shape id="Text Box 4" o:spid="_x0000_s1026" type="#_x0000_t202" style="position:absolute;margin-left:419pt;margin-top:94pt;width:81.35pt;height:40.3pt;z-index:251662336;visibility:visible;mso-wrap-style:square;mso-width-percent:0;mso-wrap-distance-left:9pt;mso-wrap-distance-top:0;mso-wrap-distance-right:9pt;mso-wrap-distance-bottom:0;mso-position-horizontal:absolute;mso-position-horizontal-relative:text;mso-position-vertical:absolute;mso-position-vertical-relative:text;mso-width-percent:0;mso-width-relative:margin;v-text-anchor:top" o:gfxdata="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" fillcolor="white [3201]" strokeweight=".5pt">
+                <v:textbox>
+                  <w:txbxContent>
+                    <w:p>
+                      <w:r>
+                        <w:t>App</w:t>
+                      </w:r>
+                      <w:r>
+                        <w:t xml:space="preserve"> (counter=0)</w:t>
+                      </w:r>
+                    </w:p>
+                  </w:txbxContent>
+                </v:textbox>
+              </v:shape>
+            </w:pict>
+          </mc:Fallback>
+        </mc:AlternateContent>
+      </w:r>
+      <w:r>
+        <w:rPr>
+          <w:noProof/>
+        </w:rPr>
+        <mc:AlternateContent>
+          <mc:Choice Requires="wps">
+            <w:drawing>
+              <wp:anchor distT="0" distB="0" distL="114300" distR="114300" simplePos="0" relativeHeight="251709440" behindDoc="0" locked="0" layoutInCell="1" allowOverlap="1" wp14:anchorId="4F87C42B" wp14:editId="6982346C">
+                <wp:simplePos x="0" y="0"/>
+                <wp:positionH relativeFrom="column">
+                  <wp:posOffset>2772833</wp:posOffset>
+                </wp:positionH>
+                <wp:positionV relativeFrom="paragraph">
+                  <wp:posOffset>1841499</wp:posOffset>
+                </wp:positionV>
+                <wp:extent cx="1579034" cy="931333"/>
+                <wp:effectExtent l="38100" t="0" r="21590" b="59690"/>
+                <wp:wrapNone/>
+                <wp:docPr id="1460163327" name="Straight Arrow Connector 24"/>
+                <wp:cNvGraphicFramePr/>
+                <a:graphic xmlns:a="http://schemas.openxmlformats.org/drawingml/2006/main">
+                  <a:graphicData uri="http://schemas.microsoft.com/office/word/2010/wordprocessingShape">
+                    <wps:wsp>
+                      <wps:cNvCnPr/>
+                      <wps:spPr>
+                        <a:xfrm flipH="1">
+                          <a:off x="0" y="0"/>
+                          <a:ext cx="1579034" cy="931333"/>
+                        </a:xfrm>
+                        <a:prstGeom prst="straightConnector1">
+                          <a:avLst/>
+                        </a:prstGeom>
+                        <a:ln>
+                          <a:tailEnd type="triangle"/>
+                        </a:ln>
+                      </wps:spPr>
+                      <wps:style>
+                        <a:lnRef idx="2">
+                          <a:schemeClr val="dk1"/>
+                        </a:lnRef>
+                        <a:fillRef idx="0">
+                          <a:schemeClr val="dk1"/>
+                        </a:fillRef>
+                        <a:effectRef idx="1">
+                          <a:schemeClr val="dk1"/>
+                        </a:effectRef>
+                        <a:fontRef idx="minor">
+                          <a:schemeClr val="tx1"/>
+                        </a:fontRef>
+                      </wps:style>
+                      <wps:bodyPr/>
+                    </wps:wsp>
+                  </a:graphicData>
+                </a:graphic>
+              </wp:anchor>
+            </w:drawing>
+          </mc:Choice>
+          <mc:Fallback>
+            <w:pict>
+              <v:shapetype w14:anchorId="6DA884EE" id="_x0000_t32" coordsize="21600,21600" o:spt="32" o:oned="t" path="m,l21600,21600e" filled="f">
+                <v:path arrowok="t" fillok="f" o:connecttype="none"/>
+                <o:lock v:ext="edit" shapetype="t"/>
+              </v:shapetype>
+              <v:shape id="Straight Arrow Connector 24" o:spid="_x0000_s1026" type="#_x0000_t32" style="position:absolute;margin-left:218.35pt;margin-top:145pt;width:124.35pt;height:73.35pt;flip:x;z-index:251709440;visibility:visible;mso-wrap-style:square;mso-wrap-distance-left:9pt;mso-wrap-distance-top:0;mso-wrap-distance-right:9pt;mso-wrap-distance-bottom:0;mso-position-horizontal:absolute;mso-position-horizontal-relative:text;mso-position-vertical:absolute;mso-position-vertical-relative:text" o:gfxdata="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" strokecolor="black [3200]" strokeweight="1.5pt">
+                <v:stroke endarrow="block" joinstyle="miter"/>
+              </v:shape>
+            </w:pict>
+          </mc:Fallback>
+        </mc:AlternateContent>
+      </w:r>
+      <w:r>
+        <w:rPr>
+          <w:noProof/>
+        </w:rPr>
+        <mc:AlternateContent>
+          <mc:Choice Requires="wps">
+            <w:drawing>
+              <wp:anchor distT="0" distB="0" distL="114300" distR="114300" simplePos="0" relativeHeight="251706368" behindDoc="0" locked="0" layoutInCell="1" allowOverlap="1" wp14:anchorId="4133DD3A" wp14:editId="4F3AD311">
+                <wp:simplePos x="0" y="0"/>
+                <wp:positionH relativeFrom="column">
+                  <wp:posOffset>4359910</wp:posOffset>
+                </wp:positionH>
+                <wp:positionV relativeFrom="paragraph">
+                  <wp:posOffset>1694180</wp:posOffset>
+                </wp:positionV>
+                <wp:extent cx="1041400" cy="316865"/>
+                <wp:effectExtent l="0" t="0" r="25400" b="26035"/>
+                <wp:wrapNone/>
+                <wp:docPr id="80135206" name="Rectangle 6"/>
+                <wp:cNvGraphicFramePr/>
+                <a:graphic xmlns:a="http://schemas.openxmlformats.org/drawingml/2006/main">
+                  <a:graphicData uri="http://schemas.microsoft.com/office/word/2010/wordprocessingShape">
+                    <wps:wsp>
+                      <wps:cNvSpPr/>
+                      <wps:spPr>
+                        <a:xfrm>
+                          <a:off x="0" y="0"/>
+                          <a:ext cx="1041400" cy="316865"/>
+                        </a:xfrm>
+                        <a:prstGeom prst="rect">
+                          <a:avLst/>
+                        </a:prstGeom>
+                        <a:solidFill>
+                          <a:schemeClr val="bg2">
+                            <a:lumMod val="50000"/>
+                          </a:schemeClr>
+                        </a:solidFill>
+                      </wps:spPr>
+                      <wps:style>
+                        <a:lnRef idx="2">
+                          <a:schemeClr val="accent1">
+                            <a:shade val="15000"/>
+                          </a:schemeClr>
+                        </a:lnRef>
+                        <a:fillRef idx="1">
+                          <a:schemeClr val="accent1"/>
+                        </a:fillRef>
+                        <a:effectRef idx="0">
+                          <a:schemeClr val="accent1"/>
+                        </a:effectRef>
+                        <a:fontRef idx="minor">
+                          <a:schemeClr val="lt1"/>
+                        </a:fontRef>
+                      </wps:style>
+                      <wps:txbx>
+                        <w:txbxContent>
+                          <w:p>
+                            <w:pPr>
+                              <w:jc w:val="center"/>
+                            </w:pPr>
+                            <w:r>
+                              <w:t>{</w:t>
+                            </w:r>
+                            <w:r>
+                              <w:t>1</w:t>
+                            </w:r>
+                            <w:r>
+                              <w:t>}</w:t>
+                            </w:r>
+                          </w:p>
+                        </w:txbxContent>
+                      </wps:txbx>
+                      <wps:bodyPr rot="0" spcFirstLastPara="0" vertOverflow="overflow" horzOverflow="overflow" vert="horz" wrap="square" lIns="91440" tIns="45720" rIns="91440" bIns="45720" numCol="1" spcCol="0" rtlCol="0" fromWordArt="0" anchor="ctr" anchorCtr="0" forceAA="0" compatLnSpc="1">
+                        <a:prstTxWarp prst="textNoShape">
+                          <a:avLst/>
+                        </a:prstTxWarp>
+                        <a:noAutofit/>
+                      </wps:bodyPr>
+                    </wps:wsp>
+                  </a:graphicData>
+                </a:graphic>
+                <wp14:sizeRelV relativeFrom="margin">
+                  <wp14:pctHeight>0</wp14:pctHeight>
+                </wp14:sizeRelV>
+              </wp:anchor>
+            </w:drawing>
+          </mc:Choice>
+          <mc:Fallback>
+            <w:pict>
+              <v:rect w14:anchorId="4133DD3A" id="Rectangle 6" o:spid="_x0000_s1027" style="position:absolute;margin-left:343.3pt;margin-top:133.4pt;width:82pt;height:24.95pt;z-index:251706368;visibility:visible;mso-wrap-style:square;mso-height-percent:0;mso-wrap-distance-left:9pt;mso-wrap-distance-top:0;mso-wrap-distance-right:9pt;mso-wrap-distance-bottom:0;mso-position-horizontal:absolute;mso-position-horizontal-relative:text;mso-position-vertical:absolute;mso-position-vertical-relative:text;mso-height-percent:0;mso-height-relative:margin;v-text-anchor:middle" o:gfxdata="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" fillcolor="#737373 [1614]" strokecolor="#030e13 [484]" strokeweight="1.5pt">
+                <v:textbox>
+                  <w:txbxContent>
+                    <w:p>
+                      <w:pPr>
+                        <w:jc w:val="center"/>
+                      </w:pPr>
+                      <w:r>
+                        <w:t>{</w:t>
+                      </w:r>
+                      <w:r>
+                        <w:t>1</w:t>
+                      </w:r>
+                      <w:r>
+                        <w:t>}</w:t>
+                      </w:r>
+                    </w:p>
+                  </w:txbxContent>
+                </v:textbox>
+              </v:rect>
+            </w:pict>
+          </mc:Fallback>
+        </mc:AlternateContent>
+      </w:r>
+      <w:r>
+        <w:rPr>
+          <w:noProof/>
+        </w:rPr>
+        <mc:AlternateContent>
+          <mc:Choice Requires="wps">
+            <w:drawing>
+              <wp:anchor distT="0" distB="0" distL="114300" distR="114300" simplePos="0" relativeHeight="251707392" behindDoc="0" locked="0" layoutInCell="1" allowOverlap="1" wp14:anchorId="030D0712" wp14:editId="1EC006CC">
+                <wp:simplePos x="0" y="0"/>
+                <wp:positionH relativeFrom="column">
+                  <wp:posOffset>4380865</wp:posOffset>
+                </wp:positionH>
+                <wp:positionV relativeFrom="paragraph">
+                  <wp:posOffset>1148080</wp:posOffset>
+                </wp:positionV>
+                <wp:extent cx="918210" cy="279400"/>
+                <wp:effectExtent l="0" t="0" r="15240" b="25400"/>
+                <wp:wrapNone/>
+                <wp:docPr id="1456529423" name="Rectangle 14"/>
+                <wp:cNvGraphicFramePr/>
+                <a:graphic xmlns:a="http://schemas.openxmlformats.org/drawingml/2006/main">
+                  <a:graphicData uri="http://schemas.microsoft.com/office/word/2010/wordprocessingShape">
+                    <wps:wsp>
+                      <wps:cNvSpPr/>
+                      <wps:spPr>
+                        <a:xfrm>
+                          <a:off x="0" y="0"/>
+                          <a:ext cx="918210" cy="279400"/>
+                        </a:xfrm>
+                        <a:prstGeom prst="rect">
+                          <a:avLst/>
+                        </a:prstGeom>
+                        <a:solidFill>
+                          <a:schemeClr val="bg2">
+                            <a:lumMod val="50000"/>
+                          </a:schemeClr>
+                        </a:solidFill>
+                      </wps:spPr>
+                      <wps:style>
+                        <a:lnRef idx="2">
+                          <a:schemeClr val="accent1">
+                            <a:shade val="15000"/>
+                          </a:schemeClr>
+                        </a:lnRef>
+                        <a:fillRef idx="1">
+                          <a:schemeClr val="accent1"/>
+                        </a:fillRef>
+                        <a:effectRef idx="0">
+                          <a:schemeClr val="accent1"/>
+                        </a:effectRef>
+                        <a:fontRef idx="minor">
+                          <a:schemeClr val="lt1"/>
+                        </a:fontRef>
+                      </wps:style>
+                      <wps:txbx>
+                        <w:txbxContent>
+                          <w:p>
+                            <w:pPr>
+                              <w:jc w:val="center"/>
+                            </w:pPr>
+                            <w:r>
+                              <w:t>div</w:t>
+                            </w:r>
+                          </w:p>
+                        </w:txbxContent>
+                      </wps:txbx>
+                      <wps:bodyPr rot="0" spcFirstLastPara="0" vertOverflow="overflow" horzOverflow="overflow" vert="horz" wrap="square" lIns="91440" tIns="45720" rIns="91440" bIns="45720" numCol="1" spcCol="0" rtlCol="0" fromWordArt="0" anchor="ctr" anchorCtr="0" forceAA="0" compatLnSpc="1">
+                        <a:prstTxWarp prst="textNoShape">
+                          <a:avLst/>
+                        </a:prstTxWarp>
+                        <a:noAutofit/>
+                      </wps:bodyPr>
+                    </wps:wsp>
+                  </a:graphicData>
+                </a:graphic>
+              </wp:anchor>
+            </w:drawing>
+          </mc:Choice>
+          <mc:Fallback>
+            <w:pict>
+              <v:rect w14:anchorId="030D0712" id="Rectangle 14" o:spid="_x0000_s1028" style="position:absolute;margin-left:344.95pt;margin-top:90.4pt;width:72.3pt;height:22pt;z-index:251707392;visibility:visible;mso-wrap-style:square;mso-wrap-distance-left:9pt;mso-wrap-distance-top:0;mso-wrap-distance-right:9pt;mso-wrap-distance-bottom:0;mso-position-horizontal:absolute;mso-position-horizontal-relative:text;mso-position-vertical:absolute;mso-position-vertical-relative:text;v-text-anchor:middle" o:gfxdata="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" fillcolor="#737373 [1614]" strokecolor="#030e13 [484]" strokeweight="1.5pt">
+                <v:textbox>
+                  <w:txbxContent>
+                    <w:p>
+                      <w:pPr>
+                        <w:jc w:val="center"/>
+                      </w:pPr>
+                      <w:r>
+                        <w:t>div</w:t>
+                      </w:r>
+                    </w:p>
+                  </w:txbxContent>
+                </v:textbox>
+              </v:rect>
+            </w:pict>
+          </mc:Fallback>
+        </mc:AlternateContent>
+      </w:r>
+      <w:r>
+        <w:rPr>
+          <w:noProof/>
+        </w:rPr>
+        <mc:AlternateContent>
+          <mc:Choice Requires="wps">
+            <w:drawing>
+              <wp:anchor distT="0" distB="0" distL="114300" distR="114300" simplePos="0" relativeHeight="251708416" behindDoc="0" locked="0" layoutInCell="1" allowOverlap="1" wp14:anchorId="75CA3124" wp14:editId="47D18EDC">
+                <wp:simplePos x="0" y="0"/>
+                <wp:positionH relativeFrom="column">
+                  <wp:posOffset>4850976</wp:posOffset>
+                </wp:positionH>
+                <wp:positionV relativeFrom="paragraph">
+                  <wp:posOffset>1457113</wp:posOffset>
+                </wp:positionV>
+                <wp:extent cx="12700" cy="266700"/>
+                <wp:effectExtent l="76200" t="38100" r="63500" b="19050"/>
+                <wp:wrapNone/>
+                <wp:docPr id="152518243" name="Straight Arrow Connector 15"/>
+                <wp:cNvGraphicFramePr/>
+                <a:graphic xmlns:a="http://schemas.openxmlformats.org/drawingml/2006/main">
+                  <a:graphicData uri="http://schemas.microsoft.com/office/word/2010/wordprocessingShape">
+                    <wps:wsp>
+                      <wps:cNvCnPr/>
+                      <wps:spPr>
+                        <a:xfrm flipH="1" flipV="1">
+                          <a:off x="0" y="0"/>
+                          <a:ext cx="12700" cy="266700"/>
+                        </a:xfrm>
+                        <a:prstGeom prst="straightConnector1">
+                          <a:avLst/>
+                        </a:prstGeom>
+                        <a:ln>
+                          <a:tailEnd type="triangle"/>
+                        </a:ln>
+                      </wps:spPr>
+                      <wps:style>
+                        <a:lnRef idx="2">
+                          <a:schemeClr val="dk1"/>
+                        </a:lnRef>
+                        <a:fillRef idx="0">
+                          <a:schemeClr val="dk1"/>
+                        </a:fillRef>
+                        <a:effectRef idx="1">
+                          <a:schemeClr val="dk1"/>
+                        </a:effectRef>
+                        <a:fontRef idx="minor">
+                          <a:schemeClr val="tx1"/>
+                        </a:fontRef>
+                      </wps:style>
+                      <wps:bodyPr/>
+                    </wps:wsp>
+                  </a:graphicData>
+                </a:graphic>
+              </wp:anchor>
+            </w:drawing>
+          </mc:Choice>
+          <mc:Fallback>
+            <w:pict>
+              <v:shape w14:anchorId="01CE3448" id="Straight Arrow Connector 15" o:spid="_x0000_s1026" type="#_x0000_t32" style="position:absolute;margin-left:381.95pt;margin-top:114.75pt;width:1pt;height:21pt;flip:x y;z-index:251708416;visibility:visible;mso-wrap-style:square;mso-wrap-distance-left:9pt;mso-wrap-distance-top:0;mso-wrap-distance-right:9pt;mso-wrap-distance-bottom:0;mso-position-horizontal:absolute;mso-position-horizontal-relative:text;mso-position-vertical:absolute;mso-position-vertical-relative:text" o:gfxdata="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" strokecolor="black [3200]" strokeweight="1.5pt">
+                <v:stroke endarrow="block" joinstyle="miter"/>
+              </v:shape>
+            </w:pict>
+          </mc:Fallback>
+        </mc:AlternateContent>
+      </w:r>
+      <w:r>
+        <w:rPr>
+          <w:noProof/>
+        </w:rPr>
+        <mc:AlternateContent>
+          <mc:Choice Requires="wps">
+            <w:drawing>
+              <wp:anchor distT="0" distB="0" distL="114300" distR="114300" simplePos="0" relativeHeight="251704320" behindDoc="0" locked="0" layoutInCell="1" allowOverlap="1" wp14:anchorId="3FBBA84B" wp14:editId="7990B39B">
+                <wp:simplePos x="0" y="0"/>
+                <wp:positionH relativeFrom="column">
+                  <wp:posOffset>5951643</wp:posOffset>
+                </wp:positionH>
+                <wp:positionV relativeFrom="paragraph">
+                  <wp:posOffset>1896321</wp:posOffset>
+                </wp:positionV>
+                <wp:extent cx="393700" cy="296333"/>
+                <wp:effectExtent l="0" t="0" r="25400" b="27940"/>
+                <wp:wrapNone/>
+                <wp:docPr id="1304227048" name="Text Box 23"/>
+                <wp:cNvGraphicFramePr/>
+                <a:graphic xmlns:a="http://schemas.openxmlformats.org/drawingml/2006/main">
+                  <a:graphicData uri="http://schemas.microsoft.com/office/word/2010/wordprocessingShape">
+                    <wps:wsp>
+                      <wps:cNvSpPr txBox="1"/>
+                      <wps:spPr>
+                        <a:xfrm>
+                          <a:off x="0" y="0"/>
+                          <a:ext cx="393700" cy="296333"/>
+                        </a:xfrm>
+                        <a:prstGeom prst="rect">
+                          <a:avLst/>
+                        </a:prstGeom>
+                        <a:solidFill>
+                          <a:schemeClr val="lt1"/>
+                        </a:solidFill>
+                        <a:ln w="6350">
+                          <a:solidFill>
+                            <a:prstClr val="black"/>
+                          </a:solidFill>
+                        </a:ln>
+                      </wps:spPr>
+                      <wps:txbx>
+                        <w:txbxContent>
+                          <w:p>
+                            <w:r>
+                              <w:t>1</w:t>
+                            </w:r>
+                          </w:p>
+                        </w:txbxContent>
+                      </wps:txbx>
+                      <wps:bodyPr rot="0" spcFirstLastPara="0" vertOverflow="overflow" horzOverflow="overflow" vert="horz" wrap="square" lIns="91440" tIns="45720" rIns="91440" bIns="45720" numCol="1" spcCol="0" rtlCol="0" fromWordArt="0" anchor="t" anchorCtr="0" forceAA="0" compatLnSpc="1">
+                        <a:prstTxWarp prst="textNoShape">
+                          <a:avLst/>
+                        </a:prstTxWarp>
+                        <a:noAutofit/>
+                      </wps:bodyPr>
+                    </wps:wsp>
+                  </a:graphicData>
+                </a:graphic>
+                <wp14:sizeRelV relativeFrom="margin">
+                  <wp14:pctHeight>0</wp14:pctHeight>
+                </wp14:sizeRelV>
+              </wp:anchor>
+            </w:drawing>
+          </mc:Choice>
+          <mc:Fallback>
+            <w:pict>
+              <v:shape w14:anchorId="3FBBA84B" id="Text Box 23" o:spid="_x0000_s1029" type="#_x0000_t202" style="position:absolute;margin-left:468.65pt;margin-top:149.3pt;width:31pt;height:23.35pt;z-index:251704320;visibility:visible;mso-wrap-style:square;mso-height-percent:0;mso-wrap-distance-left:9pt;mso-wrap-distance-top:0;mso-wrap-distance-right:9pt;mso-wrap-distance-bottom:0;mso-position-horizontal:absolute;mso-position-horizontal-relative:text;mso-position-vertical:absolute;mso-position-vertical-relative:text;mso-height-percent:0;mso-height-relative:margin;v-text-anchor:top" o:gfxdata="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" fillcolor="white [3201]" strokeweight=".5pt">
+                <v:textbox>
+                  <w:txbxContent>
+                    <w:p>
+                      <w:r>
+                        <w:t>1</w:t>
+                      </w:r>
+                    </w:p>
+                  </w:txbxContent>
+                </v:textbox>
+              </v:shape>
+            </w:pict>
+          </mc:Fallback>
+        </mc:AlternateContent>
+      </w:r>
+      <w:r>
+        <w:rPr>
+          <w:noProof/>
+        </w:rPr>
+        <mc:AlternateContent>
+          <mc:Choice Requires="wps">
+            <w:drawing>
+              <wp:anchor distT="0" distB="0" distL="114300" distR="114300" simplePos="0" relativeHeight="251702272" behindDoc="0" locked="0" layoutInCell="1" allowOverlap="1" wp14:anchorId="15206EF4" wp14:editId="547654E8">
+                <wp:simplePos x="0" y="0"/>
+                <wp:positionH relativeFrom="column">
+                  <wp:posOffset>5528733</wp:posOffset>
+                </wp:positionH>
+                <wp:positionV relativeFrom="paragraph">
+                  <wp:posOffset>1938866</wp:posOffset>
+                </wp:positionV>
+                <wp:extent cx="393700" cy="296333"/>
+                <wp:effectExtent l="0" t="0" r="25400" b="27940"/>
+                <wp:wrapNone/>
+                <wp:docPr id="1455159342" name="Text Box 23"/>
+                <wp:cNvGraphicFramePr/>
+                <a:graphic xmlns:a="http://schemas.openxmlformats.org/drawingml/2006/main">
+                  <a:graphicData uri="http://schemas.microsoft.com/office/word/2010/wordprocessingShape">
+                    <wps:wsp>
+                      <wps:cNvSpPr txBox="1"/>
+                      <wps:spPr>
+                        <a:xfrm>
+                          <a:off x="0" y="0"/>
+                          <a:ext cx="393700" cy="296333"/>
+                        </a:xfrm>
+                        <a:prstGeom prst="rect">
+                          <a:avLst/>
+                        </a:prstGeom>
+                        <a:solidFill>
+                          <a:schemeClr val="lt1"/>
+                        </a:solidFill>
+                        <a:ln w="6350">
+                          <a:solidFill>
+                            <a:prstClr val="black"/>
+                          </a:solidFill>
+                        </a:ln>
+                      </wps:spPr>
+                      <wps:txbx>
+                        <w:txbxContent>
+                          <w:p>
+                            <w:r>
+                              <w:t>0</w:t>
+                            </w:r>
+                          </w:p>
+                        </w:txbxContent>
+                      </wps:txbx>
+                      <wps:bodyPr rot="0" spcFirstLastPara="0" vertOverflow="overflow" horzOverflow="overflow" vert="horz" wrap="square" lIns="91440" tIns="45720" rIns="91440" bIns="45720" numCol="1" spcCol="0" rtlCol="0" fromWordArt="0" anchor="t" anchorCtr="0" forceAA="0" compatLnSpc="1">
+                        <a:prstTxWarp prst="textNoShape">
+                          <a:avLst/>
+                        </a:prstTxWarp>
+                        <a:noAutofit/>
+                      </wps:bodyPr>
+                    </wps:wsp>
+                  </a:graphicData>
+                </a:graphic>
+                <wp14:sizeRelV relativeFrom="margin">
+                  <wp14:pctHeight>0</wp14:pctHeight>
+                </wp14:sizeRelV>
+              </wp:anchor>
+            </w:drawing>
+          </mc:Choice>
+          <mc:Fallback>
+            <w:pict>
+              <v:shape w14:anchorId="15206EF4" id="_x0000_s1030" type="#_x0000_t202" style="position:absolute;margin-left:435.35pt;margin-top:152.65pt;width:31pt;height:23.35pt;z-index:251702272;visibility:visible;mso-wrap-style:square;mso-height-percent:0;mso-wrap-distance-left:9pt;mso-wrap-distance-top:0;mso-wrap-distance-right:9pt;mso-wrap-distance-bottom:0;mso-position-horizontal:absolute;mso-position-horizontal-relative:text;mso-position-vertical:absolute;mso-position-vertical-relative:text;mso-height-percent:0;mso-height-relative:margin;v-text-anchor:top" o:gfxdata="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" fillcolor="white [3201]" strokeweight=".5pt">
+                <v:textbox>
+                  <w:txbxContent>
+                    <w:p>
+                      <w:r>
+                        <w:t>0</w:t>
+                      </w:r>
+                    </w:p>
+                  </w:txbxContent>
+                </v:textbox>
+              </v:shape>
+            </w:pict>
+          </mc:Fallback>
+        </mc:AlternateContent>
+      </w:r>
+      <w:r>
+        <w:rPr>
+          <w:noProof/>
+        </w:rPr>
+        <mc:AlternateContent>
+          <mc:Choice Requires="wps">
+            <w:drawing>
+              <wp:anchor distT="0" distB="0" distL="114300" distR="114300" simplePos="0" relativeHeight="251701248" behindDoc="0" locked="0" layoutInCell="1" allowOverlap="1" wp14:anchorId="2394ED70" wp14:editId="75AF4AAB">
+                <wp:simplePos x="0" y="0"/>
+                <wp:positionH relativeFrom="column">
+                  <wp:posOffset>5977467</wp:posOffset>
+                </wp:positionH>
+                <wp:positionV relativeFrom="paragraph">
+                  <wp:posOffset>1743922</wp:posOffset>
+                </wp:positionV>
+                <wp:extent cx="21166" cy="478578"/>
+                <wp:effectExtent l="76200" t="38100" r="74295" b="17145"/>
+                <wp:wrapNone/>
+                <wp:docPr id="666686091" name="Straight Arrow Connector 22"/>
+                <wp:cNvGraphicFramePr/>
+                <a:graphic xmlns:a="http://schemas.openxmlformats.org/drawingml/2006/main">
+                  <a:graphicData uri="http://schemas.microsoft.com/office/word/2010/wordprocessingShape">
+                    <wps:wsp>
+                      <wps:cNvCnPr/>
+                      <wps:spPr>
+                        <a:xfrm flipH="1" flipV="1">
+                          <a:off x="0" y="0"/>
+                          <a:ext cx="21166" cy="478578"/>
+                        </a:xfrm>
+                        <a:prstGeom prst="straightConnector1">
+                          <a:avLst/>
+                        </a:prstGeom>
+                        <a:ln>
+                          <a:solidFill>
+                            <a:srgbClr val="FFFF00"/>
+                          </a:solidFill>
+                          <a:tailEnd type="triangle"/>
+                        </a:ln>
+                      </wps:spPr>
+                      <wps:style>
+                        <a:lnRef idx="2">
+                          <a:schemeClr val="accent1"/>
+                        </a:lnRef>
+                        <a:fillRef idx="0">
+                          <a:schemeClr val="accent1"/>
+                        </a:fillRef>
+                        <a:effectRef idx="1">
+                          <a:schemeClr val="accent1"/>
+                        </a:effectRef>
+                        <a:fontRef idx="minor">
+                          <a:schemeClr val="tx1"/>
+                        </a:fontRef>
+                      </wps:style>
+                      <wps:bodyPr/>
+                    </wps:wsp>
+                  </a:graphicData>
+                </a:graphic>
+              </wp:anchor>
+            </w:drawing>
+          </mc:Choice>
+          <mc:Fallback>
+            <w:pict>
+              <v:shape w14:anchorId="0106DA00" id="Straight Arrow Connector 22" o:spid="_x0000_s1026" type="#_x0000_t32" style="position:absolute;margin-left:470.65pt;margin-top:137.3pt;width:1.65pt;height:37.7pt;flip:x y;z-index:251701248;visibility:visible;mso-wrap-style:square;mso-wrap-distance-left:9pt;mso-wrap-distance-top:0;mso-wrap-distance-right:9pt;mso-wrap-distance-bottom:0;mso-position-horizontal:absolute;mso-position-horizontal-relative:text;mso-position-vertical:absolute;mso-position-vertical-relative:text" o:gfxdata="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" strokecolor="yellow" strokeweight="1.5pt">
+                <v:stroke endarrow="block" joinstyle="miter"/>
+              </v:shape>
+            </w:pict>
+          </mc:Fallback>
+        </mc:AlternateContent>
+      </w:r>
+      <w:r>
+        <w:rPr>
+          <w:noProof/>
+        </w:rPr>
+        <mc:AlternateContent>
+          <mc:Choice Requires="wps">
+            <w:drawing>
+              <wp:anchor distT="0" distB="0" distL="114300" distR="114300" simplePos="0" relativeHeight="251700224" behindDoc="0" locked="0" layoutInCell="1" allowOverlap="1" wp14:anchorId="44BD696B" wp14:editId="30273AEB">
+                <wp:simplePos x="0" y="0"/>
+                <wp:positionH relativeFrom="column">
+                  <wp:posOffset>5202767</wp:posOffset>
+                </wp:positionH>
+                <wp:positionV relativeFrom="paragraph">
+                  <wp:posOffset>2658533</wp:posOffset>
+                </wp:positionV>
+                <wp:extent cx="372533" cy="321734"/>
+                <wp:effectExtent l="0" t="38100" r="46990" b="21590"/>
+                <wp:wrapNone/>
+                <wp:docPr id="1488297669" name="Straight Arrow Connector 21"/>
+                <wp:cNvGraphicFramePr/>
+                <a:graphic xmlns:a="http://schemas.openxmlformats.org/drawingml/2006/main">
+                  <a:graphicData uri="http://schemas.microsoft.com/office/word/2010/wordprocessingShape">
+                    <wps:wsp>
+                      <wps:cNvCnPr/>
+                      <wps:spPr>
+                        <a:xfrm flipV="1">
+                          <a:off x="0" y="0"/>
+                          <a:ext cx="372533" cy="321734"/>
+                        </a:xfrm>
+                        <a:prstGeom prst="straightConnector1">
+                          <a:avLst/>
+                        </a:prstGeom>
+                        <a:ln>
+                          <a:solidFill>
+                            <a:srgbClr val="FFFF00"/>
+                          </a:solidFill>
+                          <a:tailEnd type="triangle"/>
+                        </a:ln>
+                      </wps:spPr>
+                      <wps:style>
+                        <a:lnRef idx="2">
+                          <a:schemeClr val="accent1"/>
+                        </a:lnRef>
+                        <a:fillRef idx="0">
+                          <a:schemeClr val="accent1"/>
+                        </a:fillRef>
+                        <a:effectRef idx="1">
+                          <a:schemeClr val="accent1"/>
+                        </a:effectRef>
+                        <a:fontRef idx="minor">
+                          <a:schemeClr val="tx1"/>
+                        </a:fontRef>
+                      </wps:style>
+                      <wps:bodyPr/>
+                    </wps:wsp>
+                  </a:graphicData>
+                </a:graphic>
+              </wp:anchor>
+            </w:drawing>
+          </mc:Choice>
+          <mc:Fallback>
+            <w:pict>
+              <v:shape w14:anchorId="5524FF58" id="Straight Arrow Connector 21" o:spid="_x0000_s1026" type="#_x0000_t32" style="position:absolute;margin-left:409.65pt;margin-top:209.35pt;width:29.35pt;height:25.35pt;flip:y;z-index:251700224;visibility:visible;mso-wrap-style:square;mso-wrap-distance-left:9pt;mso-wrap-distance-top:0;mso-wrap-distance-right:9pt;mso-wrap-distance-bottom:0;mso-position-horizontal:absolute;mso-position-horizontal-relative:text;mso-position-vertical:absolute;mso-position-vertical-relative:text" o:gfxdata="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" strokecolor="yellow" strokeweight="1.5pt">
+                <v:stroke endarrow="block" joinstyle="miter"/>
+              </v:shape>
+            </w:pict>
+          </mc:Fallback>
+        </mc:AlternateContent>
+      </w:r>
+      <w:r>
+        <w:rPr>
+          <w:noProof/>
+        </w:rPr>
+        <mc:AlternateContent>
+          <mc:Choice Requires="wps">
+            <w:drawing>
+              <wp:anchor distT="0" distB="0" distL="114300" distR="114300" simplePos="0" relativeHeight="251699200" behindDoc="0" locked="0" layoutInCell="1" allowOverlap="1" wp14:anchorId="5CC26FEF" wp14:editId="0B3D9C41">
+                <wp:simplePos x="0" y="0"/>
+                <wp:positionH relativeFrom="column">
+                  <wp:posOffset>5799667</wp:posOffset>
+                </wp:positionH>
+                <wp:positionV relativeFrom="paragraph">
+                  <wp:posOffset>1726565</wp:posOffset>
+                </wp:positionV>
+                <wp:extent cx="25400" cy="542502"/>
+                <wp:effectExtent l="76200" t="38100" r="69850" b="10160"/>
+                <wp:wrapNone/>
+                <wp:docPr id="763840247" name="Straight Arrow Connector 20"/>
+                <wp:cNvGraphicFramePr/>
+                <a:graphic xmlns:a="http://schemas.openxmlformats.org/drawingml/2006/main">
+                  <a:graphicData uri="http://schemas.microsoft.com/office/word/2010/wordprocessingShape">
+                    <wps:wsp>
+                      <wps:cNvCnPr/>
+                      <wps:spPr>
+                        <a:xfrm flipH="1" flipV="1">
+                          <a:off x="0" y="0"/>
+                          <a:ext cx="25400" cy="542502"/>
+                        </a:xfrm>
+                        <a:prstGeom prst="straightConnector1">
+                          <a:avLst/>
+                        </a:prstGeom>
+                        <a:ln>
+                          <a:solidFill>
+                            <a:srgbClr val="FFFF00"/>
+                          </a:solidFill>
+                          <a:tailEnd type="triangle"/>
+                        </a:ln>
+                      </wps:spPr>
+                      <wps:style>
+                        <a:lnRef idx="2">
+                          <a:schemeClr val="accent1"/>
+                        </a:lnRef>
+                        <a:fillRef idx="0">
+                          <a:schemeClr val="accent1"/>
+                        </a:fillRef>
+                        <a:effectRef idx="1">
+                          <a:schemeClr val="accent1"/>
+                        </a:effectRef>
+                        <a:fontRef idx="minor">
+                          <a:schemeClr val="tx1"/>
+                        </a:fontRef>
+                      </wps:style>
+                      <wps:bodyPr/>
+                    </wps:wsp>
+                  </a:graphicData>
+                </a:graphic>
+              </wp:anchor>
+            </w:drawing>
+          </mc:Choice>
+          <mc:Fallback>
+            <w:pict>
+              <v:shape w14:anchorId="212D052C" id="Straight Arrow Connector 20" o:spid="_x0000_s1026" type="#_x0000_t32" style="position:absolute;margin-left:456.65pt;margin-top:135.95pt;width:2pt;height:42.7pt;flip:x y;z-index:251699200;visibility:visible;mso-wrap-style:square;mso-wrap-distance-left:9pt;mso-wrap-distance-top:0;mso-wrap-distance-right:9pt;mso-wrap-distance-bottom:0;mso-position-horizontal:absolute;mso-position-horizontal-relative:text;mso-position-vertical:absolute;mso-position-vertical-relative:text" o:gfxdata="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" strokecolor="yellow" strokeweight="1.5pt">
+                <v:stroke endarrow="block" joinstyle="miter"/>
+              </v:shape>
+            </w:pict>
+          </mc:Fallback>
+        </mc:AlternateContent>
+      </w:r>
+      <w:r>
+        <w:rPr>
+          <w:noProof/>
+        </w:rPr>
+        <mc:AlternateContent>
+          <mc:Choice Requires="wps">
+            <w:drawing>
+              <wp:anchor distT="0" distB="0" distL="114300" distR="114300" simplePos="0" relativeHeight="251698176" behindDoc="0" locked="0" layoutInCell="1" allowOverlap="1" wp14:anchorId="4E902B4A" wp14:editId="38FB44DE">
+                <wp:simplePos x="0" y="0"/>
+                <wp:positionH relativeFrom="column">
+                  <wp:posOffset>5461000</wp:posOffset>
+                </wp:positionH>
+                <wp:positionV relativeFrom="paragraph">
+                  <wp:posOffset>2192443</wp:posOffset>
+                </wp:positionV>
+                <wp:extent cx="745067" cy="516890"/>
+                <wp:effectExtent l="0" t="0" r="17145" b="16510"/>
+                <wp:wrapNone/>
+                <wp:docPr id="335244692" name="Flowchart: Magnetic Disk 19"/>
+                <wp:cNvGraphicFramePr/>
+                <a:graphic xmlns:a="http://schemas.openxmlformats.org/drawingml/2006/main">
+                  <a:graphicData uri="http://schemas.microsoft.com/office/word/2010/wordprocessingShape">
+                    <wps:wsp>
+                      <wps:cNvSpPr/>
+                      <wps:spPr>
+                        <a:xfrm>
+                          <a:off x="0" y="0"/>
+                          <a:ext cx="745067" cy="516890"/>
+                        </a:xfrm>
+                        <a:prstGeom prst="flowChartMagneticDisk">
+                          <a:avLst/>
+                        </a:prstGeom>
+                        <a:solidFill>
+                          <a:schemeClr val="accent2">
+                            <a:lumMod val="60000"/>
+                            <a:lumOff val="40000"/>
+                          </a:schemeClr>
+                        </a:solidFill>
+                      </wps:spPr>
+                      <wps:style>
+                        <a:lnRef idx="2">
+                          <a:schemeClr val="accent1">
+                            <a:shade val="15000"/>
+                          </a:schemeClr>
+                        </a:lnRef>
+                        <a:fillRef idx="1">
+                          <a:schemeClr val="accent1"/>
+                        </a:fillRef>
+                        <a:effectRef idx="0">
+                          <a:schemeClr val="accent1"/>
+                        </a:effectRef>
+                        <a:fontRef idx="minor">
+                          <a:schemeClr val="lt1"/>
+                        </a:fontRef>
+                      </wps:style>
+                      <wps:txbx>
+                        <w:txbxContent>
+                          <w:p>
+                            <w:pPr>
+                              <w:jc w:val="center"/>
+                            </w:pPr>
+                            <w:r>
+                              <w:t>0 -&gt; 1</w:t>
+                            </w:r>
+                          </w:p>
+                        </w:txbxContent>
+                      </wps:txbx>
+                      <wps:bodyPr rot="0" spcFirstLastPara="0" vertOverflow="overflow" horzOverflow="overflow" vert="horz" wrap="square" lIns="91440" tIns="45720" rIns="91440" bIns="45720" numCol="1" spcCol="0" rtlCol="0" fromWordArt="0" anchor="ctr" anchorCtr="0" forceAA="0" compatLnSpc="1">
+                        <a:prstTxWarp prst="textNoShape">
+                          <a:avLst/>
+                        </a:prstTxWarp>
+                        <a:noAutofit/>
+                      </wps:bodyPr>
+                    </wps:wsp>
+                  </a:graphicData>
+                </a:graphic>
+              </wp:anchor>
+            </w:drawing>
+          </mc:Choice>
+          <mc:Fallback>
+            <w:pict>
+              <v:shapetype w14:anchorId="4E902B4A" id="_x0000_t132" coordsize="21600,21600" o:spt="132" path="m10800,qx,3391l,18209qy10800,21600,21600,18209l21600,3391qy10800,xem,3391nfqy10800,6782,21600,3391e">
+                <v:path o:extrusionok="f" gradientshapeok="t" o:connecttype="custom" o:connectlocs="10800,6782;10800,0;0,10800;10800,21600;21600,10800" o:connectangles="270,270,180,90,0" textboxrect="0,6782,21600,18209"/>
+              </v:shapetype>
+              <v:shape id="Flowchart: Magnetic Disk 19" o:spid="_x0000_s1031" type="#_x0000_t132" style="position:absolute;margin-left:430pt;margin-top:172.65pt;width:58.65pt;height:40.7pt;z-index:251698176;visibility:visible;mso-wrap-style:square;mso-wrap-distance-left:9pt;mso-wrap-distance-top:0;mso-wrap-distance-right:9pt;mso-wrap-distance-bottom:0;mso-position-horizontal:absolute;mso-position-horizontal-relative:text;mso-position-vertical:absolute;mso-position-vertical-relative:text;v-text-anchor:middle" o:gfxdata="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" fillcolor="#f1a983 [1941]" strokecolor="#030e13 [484]" strokeweight="1.5pt">
+                <v:stroke joinstyle="miter"/>
+                <v:textbox>
+                  <w:txbxContent>
+                    <w:p>
+                      <w:pPr>
+                        <w:jc w:val="center"/>
+                      </w:pPr>
+                      <w:r>
+                        <w:t>0 -&gt; 1</w:t>
+                      </w:r>
+                    </w:p>
+                  </w:txbxContent>
+                </v:textbox>
+              </v:shape>
+            </w:pict>
+          </mc:Fallback>
+        </mc:AlternateContent>
+      </w:r>
       <w:r>
         <w:rPr>
           <w:noProof/>
@@ -62,11 +975,7 @@
           </mc:Choice>
           <mc:Fallback>
             <w:pict>
-              <v:shapetype w14:anchorId="79A96FE7" id="_x0000_t32" coordsize="21600,21600" o:spt="32" o:oned="t" path="m,l21600,21600e" filled="f">
-                <v:path arrowok="t" fillok="f" o:connecttype="none"/>
-                <o:lock v:ext="edit" shapetype="t"/>
-              </v:shapetype>
-              <v:shape id="Straight Arrow Connector 18" o:spid="_x0000_s1026" type="#_x0000_t32" style="position:absolute;margin-left:191.35pt;margin-top:158.35pt;width:1pt;height:14.35pt;flip:x y;z-index:251697152;visibility:visible;mso-wrap-style:square;mso-wrap-distance-left:9pt;mso-wrap-distance-top:0;mso-wrap-distance-right:9pt;mso-wrap-distance-bottom:0;mso-position-horizontal:absolute;mso-position-horizontal-relative:text;mso-position-vertical:absolute;mso-position-vertical-relative:text" o:gfxdata="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" strokecolor="black [3200]" strokeweight="1.5pt">
+              <v:shape w14:anchorId="7E3A7FA9" id="Straight Arrow Connector 18" o:spid="_x0000_s1026" type="#_x0000_t32" style="position:absolute;margin-left:191.35pt;margin-top:158.35pt;width:1pt;height:14.35pt;flip:x y;z-index:251697152;visibility:visible;mso-wrap-style:square;mso-wrap-distance-left:9pt;mso-wrap-distance-top:0;mso-wrap-distance-right:9pt;mso-wrap-distance-bottom:0;mso-position-horizontal:absolute;mso-position-horizontal-relative:text;mso-position-vertical:absolute;mso-position-vertical-relative:text" o:gfxdata="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" strokecolor="black [3200]" strokeweight="1.5pt">
                 <v:stroke endarrow="block" joinstyle="miter"/>
               </v:shape>
             </w:pict>
@@ -120,13 +1029,8 @@
                       <wps:txbx>
                         <w:txbxContent>
                           <w:p>
-                            <w:proofErr w:type="gramStart"/>
                             <w:r>
-                              <w:t>Render(</w:t>
-                            </w:r>
-                            <w:proofErr w:type="gramEnd"/>
-                            <w:r>
-                              <w:t>)</w:t>
+                              <w:t>Render()</w:t>
                             </w:r>
                           </w:p>
                         </w:txbxContent>
@@ -151,21 +1055,12 @@
           </mc:Choice>
           <mc:Fallback>
             <w:pict>
-              <v:shapetype w14:anchorId="485395D4" id="_x0000_t202" coordsize="21600,21600" o:spt="202" path="m,l,21600r21600,l21600,xe">
-                <v:stroke joinstyle="miter"/>
-                <v:path gradientshapeok="t" o:connecttype="rect"/>
-              </v:shapetype>
-              <v:shape id="Text Box 11" o:spid="_x0000_s1026" type="#_x0000_t202" style="position:absolute;margin-left:227.9pt;margin-top:143.95pt;width:68.35pt;height:19.35pt;z-index:251687936;visibility:visible;mso-wrap-style:square;mso-width-percent:0;mso-height-percent:0;mso-wrap-distance-left:9pt;mso-wrap-distance-top:0;mso-wrap-distance-right:9pt;mso-wrap-distance-bottom:0;mso-position-horizontal:absolute;mso-position-horizontal-relative:text;mso-position-vertical:absolute;mso-position-vertical-relative:text;mso-width-percent:0;mso-height-percent:0;mso-width-relative:margin;mso-height-relative:margin;v-text-anchor:top" o:gfxdata="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" fillcolor="#45b0e1 [1940]" strokeweight=".5pt">
+              <v:shape w14:anchorId="485395D4" id="Text Box 11" o:spid="_x0000_s1032" type="#_x0000_t202" style="position:absolute;margin-left:227.9pt;margin-top:143.95pt;width:68.35pt;height:19.35pt;z-index:251687936;visibility:visible;mso-wrap-style:square;mso-width-percent:0;mso-height-percent:0;mso-wrap-distance-left:9pt;mso-wrap-distance-top:0;mso-wrap-distance-right:9pt;mso-wrap-distance-bottom:0;mso-position-horizontal:absolute;mso-position-horizontal-relative:text;mso-position-vertical:absolute;mso-position-vertical-relative:text;mso-width-percent:0;mso-height-percent:0;mso-width-relative:margin;mso-height-relative:margin;v-text-anchor:top" o:gfxdata="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" fillcolor="#45b0e1 [1940]" strokeweight=".5pt">
                 <v:textbox>
                   <w:txbxContent>
                     <w:p>
-                      <w:proofErr w:type="gramStart"/>
                       <w:r>
-                        <w:t>Render(</w:t>
-                      </w:r>
-                      <w:proofErr w:type="gramEnd"/>
-                      <w:r>
-                        <w:t>)</w:t>
+                        <w:t>Render()</w:t>
                       </w:r>
                     </w:p>
                   </w:txbxContent>
@@ -247,7 +1142,7 @@
           </mc:Choice>
           <mc:Fallback>
             <w:pict>
-              <v:rect w14:anchorId="12843406" id="Rectangle 17" o:spid="_x0000_s1026" style="position:absolute;margin-left:136.65pt;margin-top:169pt;width:109pt;height:77.95pt;z-index:251696128;visibility:visible;mso-wrap-style:square;mso-height-percent:0;mso-wrap-distance-left:9pt;mso-wrap-distance-top:0;mso-wrap-distance-right:9pt;mso-wrap-distance-bottom:0;mso-position-horizontal:absolute;mso-position-horizontal-relative:text;mso-position-vertical:absolute;mso-position-vertical-relative:text;mso-height-percent:0;mso-height-relative:margin;v-text-anchor:middle" o:gfxdata="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" filled="f" strokecolor="yellow" strokeweight="1.5pt"/>
+              <v:rect w14:anchorId="47C752DC" id="Rectangle 17" o:spid="_x0000_s1026" style="position:absolute;margin-left:136.65pt;margin-top:169pt;width:109pt;height:77.95pt;z-index:251696128;visibility:visible;mso-wrap-style:square;mso-height-percent:0;mso-wrap-distance-left:9pt;mso-wrap-distance-top:0;mso-wrap-distance-right:9pt;mso-wrap-distance-bottom:0;mso-position-horizontal:absolute;mso-position-horizontal-relative:text;mso-position-vertical:absolute;mso-position-vertical-relative:text;mso-height-percent:0;mso-height-relative:margin;v-text-anchor:middle" o:gfxdata="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" filled="f" strokecolor="yellow" strokeweight="1.5pt"/>
             </w:pict>
           </mc:Fallback>
         </mc:AlternateContent>
@@ -325,7 +1220,7 @@
           </mc:Choice>
           <mc:Fallback>
             <w:pict>
-              <v:shape w14:anchorId="1856FEAE" id="Text Box 10" o:spid="_x0000_s1027" type="#_x0000_t202" style="position:absolute;margin-left:141.65pt;margin-top:224.3pt;width:99pt;height:19.3pt;z-index:251686912;visibility:visible;mso-wrap-style:square;mso-width-percent:0;mso-wrap-distance-left:9pt;mso-wrap-distance-top:0;mso-wrap-distance-right:9pt;mso-wrap-distance-bottom:0;mso-position-horizontal:absolute;mso-position-horizontal-relative:text;mso-position-vertical:absolute;mso-position-vertical-relative:text;mso-width-percent:0;mso-width-relative:margin;v-text-anchor:top" o:gfxdata="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" fillcolor="white [3201]" strokeweight=".5pt">
+              <v:shape w14:anchorId="1856FEAE" id="Text Box 10" o:spid="_x0000_s1033" type="#_x0000_t202" style="position:absolute;margin-left:141.65pt;margin-top:224.3pt;width:99pt;height:19.3pt;z-index:251686912;visibility:visible;mso-wrap-style:square;mso-width-percent:0;mso-wrap-distance-left:9pt;mso-wrap-distance-top:0;mso-wrap-distance-right:9pt;mso-wrap-distance-bottom:0;mso-position-horizontal:absolute;mso-position-horizontal-relative:text;mso-position-vertical:absolute;mso-position-vertical-relative:text;mso-width-percent:0;mso-width-relative:margin;v-text-anchor:top" o:gfxdata="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" fillcolor="white [3201]" strokeweight=".5pt">
                 <v:textbox>
                   <w:txbxContent>
                     <w:p>
@@ -405,7 +1300,7 @@
           </mc:Choice>
           <mc:Fallback>
             <w:pict>
-              <v:shape w14:anchorId="397218D5" id="Straight Arrow Connector 16" o:spid="_x0000_s1026" type="#_x0000_t32" style="position:absolute;margin-left:189.35pt;margin-top:189.35pt;width:.35pt;height:11pt;flip:y;z-index:251695104;visibility:visible;mso-wrap-style:square;mso-wrap-distance-left:9pt;mso-wrap-distance-top:0;mso-wrap-distance-right:9pt;mso-wrap-distance-bottom:0;mso-position-horizontal:absolute;mso-position-horizontal-relative:text;mso-position-vertical:absolute;mso-position-vertical-relative:text" o:gfxdata="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" strokecolor="black [3200]" strokeweight="1.5pt">
+              <v:shape w14:anchorId="7C15893F" id="Straight Arrow Connector 16" o:spid="_x0000_s1026" type="#_x0000_t32" style="position:absolute;margin-left:189.35pt;margin-top:189.35pt;width:.35pt;height:11pt;flip:y;z-index:251695104;visibility:visible;mso-wrap-style:square;mso-wrap-distance-left:9pt;mso-wrap-distance-top:0;mso-wrap-distance-right:9pt;mso-wrap-distance-bottom:0;mso-position-horizontal:absolute;mso-position-horizontal-relative:text;mso-position-vertical:absolute;mso-position-vertical-relative:text" o:gfxdata="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" strokecolor="black [3200]" strokeweight="1.5pt">
                 <v:stroke endarrow="block" joinstyle="miter"/>
               </v:shape>
             </w:pict>
@@ -473,7 +1368,7 @@
                               <w:jc w:val="center"/>
                             </w:pPr>
                             <w:r>
-                              <w:t>H2</w:t>
+                              <w:t>0</w:t>
                             </w:r>
                           </w:p>
                         </w:txbxContent>
@@ -492,7 +1387,7 @@
           </mc:Choice>
           <mc:Fallback>
             <w:pict>
-              <v:rect w14:anchorId="3D9A9A06" id="Rectangle 6" o:spid="_x0000_s1028" style="position:absolute;margin-left:148.3pt;margin-top:199pt;width:82pt;height:21.35pt;z-index:251694080;visibility:visible;mso-wrap-style:square;mso-wrap-distance-left:9pt;mso-wrap-distance-top:0;mso-wrap-distance-right:9pt;mso-wrap-distance-bottom:0;mso-position-horizontal:absolute;mso-position-horizontal-relative:text;mso-position-vertical:absolute;mso-position-vertical-relative:text;v-text-anchor:middle" o:gfxdata="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" fillcolor="#737373 [1614]" strokecolor="#030e13 [484]" strokeweight="1.5pt">
+              <v:rect w14:anchorId="3D9A9A06" id="_x0000_s1034" style="position:absolute;margin-left:148.3pt;margin-top:199pt;width:82pt;height:21.35pt;z-index:251694080;visibility:visible;mso-wrap-style:square;mso-wrap-distance-left:9pt;mso-wrap-distance-top:0;mso-wrap-distance-right:9pt;mso-wrap-distance-bottom:0;mso-position-horizontal:absolute;mso-position-horizontal-relative:text;mso-position-vertical:absolute;mso-position-vertical-relative:text;v-text-anchor:middle" o:gfxdata="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" fillcolor="#737373 [1614]" strokecolor="#030e13 [484]" strokeweight="1.5pt">
                 <v:textbox>
                   <w:txbxContent>
                     <w:p>
@@ -500,7 +1395,7 @@
                         <w:jc w:val="center"/>
                       </w:pPr>
                       <w:r>
-                        <w:t>H2</w:t>
+                        <w:t>0</w:t>
                       </w:r>
                     </w:p>
                   </w:txbxContent>
@@ -577,7 +1472,7 @@
           </mc:Choice>
           <mc:Fallback>
             <w:pict>
-              <v:rect w14:anchorId="6877B0C0" id="Rectangle 8" o:spid="_x0000_s1026" style="position:absolute;margin-left:33pt;margin-top:64pt;width:238.35pt;height:174pt;z-index:251680768;visibility:visible;mso-wrap-style:square;mso-height-percent:0;mso-wrap-distance-left:9pt;mso-wrap-distance-top:0;mso-wrap-distance-right:9pt;mso-wrap-distance-bottom:0;mso-position-horizontal:absolute;mso-position-horizontal-relative:text;mso-position-vertical:absolute;mso-position-vertical-relative:text;mso-height-percent:0;mso-height-relative:margin;v-text-anchor:middle" o:gfxdata="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" filled="f" strokecolor="#030e13 [484]" strokeweight="1.5pt"/>
+              <v:rect w14:anchorId="24282792" id="Rectangle 8" o:spid="_x0000_s1026" style="position:absolute;margin-left:33pt;margin-top:64pt;width:238.35pt;height:174pt;z-index:251680768;visibility:visible;mso-wrap-style:square;mso-height-percent:0;mso-wrap-distance-left:9pt;mso-wrap-distance-top:0;mso-wrap-distance-right:9pt;mso-wrap-distance-bottom:0;mso-position-horizontal:absolute;mso-position-horizontal-relative:text;mso-position-vertical:absolute;mso-position-vertical-relative:text;mso-height-percent:0;mso-height-relative:margin;v-text-anchor:middle" o:gfxdata="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" filled="f" strokecolor="#030e13 [484]" strokeweight="1.5pt"/>
             </w:pict>
           </mc:Fallback>
         </mc:AlternateContent>
@@ -652,7 +1547,7 @@
           </mc:Choice>
           <mc:Fallback>
             <w:pict>
-              <v:shape w14:anchorId="7B92EBD9" id="_x0000_s1029" type="#_x0000_t202" style="position:absolute;margin-left:304.3pt;margin-top:148.3pt;width:97.3pt;height:19.3pt;z-index:251684864;visibility:visible;mso-wrap-style:square;mso-width-percent:0;mso-wrap-distance-left:9pt;mso-wrap-distance-top:0;mso-wrap-distance-right:9pt;mso-wrap-distance-bottom:0;mso-position-horizontal:absolute;mso-position-horizontal-relative:text;mso-position-vertical:absolute;mso-position-vertical-relative:text;mso-width-percent:0;mso-width-relative:margin;v-text-anchor:top" o:gfxdata="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" fillcolor="white [3201]" strokeweight=".5pt">
+              <v:shape w14:anchorId="7B92EBD9" id="_x0000_s1035" type="#_x0000_t202" style="position:absolute;margin-left:304.3pt;margin-top:148.3pt;width:97.3pt;height:19.3pt;z-index:251684864;visibility:visible;mso-wrap-style:square;mso-width-percent:0;mso-wrap-distance-left:9pt;mso-wrap-distance-top:0;mso-wrap-distance-right:9pt;mso-wrap-distance-bottom:0;mso-position-horizontal:absolute;mso-position-horizontal-relative:text;mso-position-vertical:absolute;mso-position-vertical-relative:text;mso-width-percent:0;mso-width-relative:margin;v-text-anchor:top" o:gfxdata="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" fillcolor="white [3201]" strokeweight=".5pt">
                 <v:textbox>
                   <w:txbxContent>
                     <w:p>
@@ -729,7 +1624,7 @@
           </mc:Choice>
           <mc:Fallback>
             <w:pict>
-              <v:shape w14:anchorId="5C2AE569" id="Straight Arrow Connector 15" o:spid="_x0000_s1026" type="#_x0000_t32" style="position:absolute;margin-left:351.35pt;margin-top:89.35pt;width:1pt;height:21pt;flip:x y;z-index:251692032;visibility:visible;mso-wrap-style:square;mso-wrap-distance-left:9pt;mso-wrap-distance-top:0;mso-wrap-distance-right:9pt;mso-wrap-distance-bottom:0;mso-position-horizontal:absolute;mso-position-horizontal-relative:text;mso-position-vertical:absolute;mso-position-vertical-relative:text" o:gfxdata="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" strokecolor="black [3200]" strokeweight="1.5pt">
+              <v:shape w14:anchorId="0AD67312" id="Straight Arrow Connector 15" o:spid="_x0000_s1026" type="#_x0000_t32" style="position:absolute;margin-left:351.35pt;margin-top:89.35pt;width:1pt;height:21pt;flip:x y;z-index:251692032;visibility:visible;mso-wrap-style:square;mso-wrap-distance-left:9pt;mso-wrap-distance-top:0;mso-wrap-distance-right:9pt;mso-wrap-distance-bottom:0;mso-position-horizontal:absolute;mso-position-horizontal-relative:text;mso-position-vertical:absolute;mso-position-vertical-relative:text" o:gfxdata="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" strokecolor="black [3200]" strokeweight="1.5pt">
                 <v:stroke endarrow="block" joinstyle="miter"/>
               </v:shape>
             </w:pict>
@@ -817,7 +1712,7 @@
           </mc:Choice>
           <mc:Fallback>
             <w:pict>
-              <v:rect w14:anchorId="0755D058" id="Rectangle 14" o:spid="_x0000_s1030" style="position:absolute;margin-left:314.35pt;margin-top:68pt;width:72.35pt;height:22pt;z-index:251691008;visibility:visible;mso-wrap-style:square;mso-wrap-distance-left:9pt;mso-wrap-distance-top:0;mso-wrap-distance-right:9pt;mso-wrap-distance-bottom:0;mso-position-horizontal:absolute;mso-position-horizontal-relative:text;mso-position-vertical:absolute;mso-position-vertical-relative:text;v-text-anchor:middle" o:gfxdata="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" fillcolor="#47d459 [1942]" strokecolor="#030e13 [484]" strokeweight="1.5pt">
+              <v:rect w14:anchorId="0755D058" id="_x0000_s1036" style="position:absolute;margin-left:314.35pt;margin-top:68pt;width:72.35pt;height:22pt;z-index:251691008;visibility:visible;mso-wrap-style:square;mso-wrap-distance-left:9pt;mso-wrap-distance-top:0;mso-wrap-distance-right:9pt;mso-wrap-distance-bottom:0;mso-position-horizontal:absolute;mso-position-horizontal-relative:text;mso-position-vertical:absolute;mso-position-vertical-relative:text;v-text-anchor:middle" o:gfxdata="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" fillcolor="#47d459 [1942]" strokecolor="#030e13 [484]" strokeweight="1.5pt">
                 <v:textbox>
                   <w:txbxContent>
                     <w:p>
@@ -907,7 +1802,7 @@
           </mc:Choice>
           <mc:Fallback>
             <w:pict>
-              <v:rect w14:anchorId="3E5E02DF" id="Rectangle 12" o:spid="_x0000_s1026" style="position:absolute;margin-left:300pt;margin-top:61pt;width:105pt;height:117.3pt;z-index:251688960;visibility:visible;mso-wrap-style:square;mso-height-percent:0;mso-wrap-distance-left:9pt;mso-wrap-distance-top:0;mso-wrap-distance-right:9pt;mso-wrap-distance-bottom:0;mso-position-horizontal:absolute;mso-position-horizontal-relative:text;mso-position-vertical:absolute;mso-position-vertical-relative:text;mso-height-percent:0;mso-height-relative:margin;v-text-anchor:middle" o:gfxdata="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" filled="f" strokecolor="yellow" strokeweight="1.5pt"/>
+              <v:rect w14:anchorId="6E71ADB8" id="Rectangle 12" o:spid="_x0000_s1026" style="position:absolute;margin-left:300pt;margin-top:61pt;width:105pt;height:117.3pt;z-index:251688960;visibility:visible;mso-wrap-style:square;mso-height-percent:0;mso-wrap-distance-left:9pt;mso-wrap-distance-top:0;mso-wrap-distance-right:9pt;mso-wrap-distance-bottom:0;mso-position-horizontal:absolute;mso-position-horizontal-relative:text;mso-position-vertical:absolute;mso-position-vertical-relative:text;mso-height-percent:0;mso-height-relative:margin;v-text-anchor:middle" o:gfxdata="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" filled="f" strokecolor="yellow" strokeweight="1.5pt"/>
             </w:pict>
           </mc:Fallback>
         </mc:AlternateContent>
@@ -919,7 +1814,7 @@
         <mc:AlternateContent>
           <mc:Choice Requires="wps">
             <w:drawing>
-              <wp:anchor distT="0" distB="0" distL="114300" distR="114300" simplePos="0" relativeHeight="251689984" behindDoc="0" locked="0" layoutInCell="1" allowOverlap="1" wp14:anchorId="3902FCDC" wp14:editId="20E4F606">
+              <wp:anchor distT="0" distB="0" distL="114300" distR="114300" simplePos="0" relativeHeight="251689984" behindDoc="0" locked="0" layoutInCell="1" allowOverlap="1" wp14:anchorId="3902FCDC" wp14:editId="71B2F31E">
                 <wp:simplePos x="0" y="0"/>
                 <wp:positionH relativeFrom="column">
                   <wp:posOffset>3826933</wp:posOffset>
@@ -976,91 +1871,12 @@
           </mc:Choice>
           <mc:Fallback>
             <w:pict>
-              <v:shape w14:anchorId="3902FCDC" id="Text Box 13" o:spid="_x0000_s1031" type="#_x0000_t202" style="position:absolute;margin-left:301.35pt;margin-top:179.35pt;width:104pt;height:26pt;z-index:251689984;visibility:visible;mso-wrap-style:square;mso-wrap-distance-left:9pt;mso-wrap-distance-top:0;mso-wrap-distance-right:9pt;mso-wrap-distance-bottom:0;mso-position-horizontal:absolute;mso-position-horizontal-relative:text;mso-position-vertical:absolute;mso-position-vertical-relative:text;v-text-anchor:top" o:gfxdata="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" fillcolor="white [3201]" strokeweight=".5pt">
+              <v:shape w14:anchorId="3902FCDC" id="Text Box 13" o:spid="_x0000_s1037" type="#_x0000_t202" style="position:absolute;margin-left:301.35pt;margin-top:179.35pt;width:104pt;height:26pt;z-index:251689984;visibility:visible;mso-wrap-style:square;mso-wrap-distance-left:9pt;mso-wrap-distance-top:0;mso-wrap-distance-right:9pt;mso-wrap-distance-bottom:0;mso-position-horizontal:absolute;mso-position-horizontal-relative:text;mso-position-vertical:absolute;mso-position-vertical-relative:text;v-text-anchor:top" o:gfxdata="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" fillcolor="white [3201]" strokeweight=".5pt">
                 <v:textbox>
                   <w:txbxContent>
                     <w:p>
                       <w:r>
                         <w:t>Virtual DOM</w:t>
-                      </w:r>
-                    </w:p>
-                  </w:txbxContent>
-                </v:textbox>
-              </v:shape>
-            </w:pict>
-          </mc:Fallback>
-        </mc:AlternateContent>
-      </w:r>
-      <w:r>
-        <w:rPr>
-          <w:noProof/>
-        </w:rPr>
-        <mc:AlternateContent>
-          <mc:Choice Requires="wps">
-            <w:drawing>
-              <wp:anchor distT="0" distB="0" distL="114300" distR="114300" simplePos="0" relativeHeight="251662336" behindDoc="0" locked="0" layoutInCell="1" allowOverlap="1" wp14:anchorId="2C458FDC" wp14:editId="15F64353">
-                <wp:simplePos x="0" y="0"/>
-                <wp:positionH relativeFrom="column">
-                  <wp:posOffset>5321300</wp:posOffset>
-                </wp:positionH>
-                <wp:positionV relativeFrom="paragraph">
-                  <wp:posOffset>1193588</wp:posOffset>
-                </wp:positionV>
-                <wp:extent cx="893233" cy="512233"/>
-                <wp:effectExtent l="0" t="0" r="21590" b="21590"/>
-                <wp:wrapNone/>
-                <wp:docPr id="393756179" name="Text Box 4"/>
-                <wp:cNvGraphicFramePr/>
-                <a:graphic xmlns:a="http://schemas.openxmlformats.org/drawingml/2006/main">
-                  <a:graphicData uri="http://schemas.microsoft.com/office/word/2010/wordprocessingShape">
-                    <wps:wsp>
-                      <wps:cNvSpPr txBox="1"/>
-                      <wps:spPr>
-                        <a:xfrm>
-                          <a:off x="0" y="0"/>
-                          <a:ext cx="893233" cy="512233"/>
-                        </a:xfrm>
-                        <a:prstGeom prst="rect">
-                          <a:avLst/>
-                        </a:prstGeom>
-                        <a:solidFill>
-                          <a:schemeClr val="lt1"/>
-                        </a:solidFill>
-                        <a:ln w="6350">
-                          <a:solidFill>
-                            <a:prstClr val="black"/>
-                          </a:solidFill>
-                        </a:ln>
-                      </wps:spPr>
-                      <wps:txbx>
-                        <w:txbxContent>
-                          <w:p>
-                            <w:r>
-                              <w:t>HelloWorld</w:t>
-                            </w:r>
-                          </w:p>
-                        </w:txbxContent>
-                      </wps:txbx>
-                      <wps:bodyPr rot="0" spcFirstLastPara="0" vertOverflow="overflow" horzOverflow="overflow" vert="horz" wrap="square" lIns="91440" tIns="45720" rIns="91440" bIns="45720" numCol="1" spcCol="0" rtlCol="0" fromWordArt="0" anchor="t" anchorCtr="0" forceAA="0" compatLnSpc="1">
-                        <a:prstTxWarp prst="textNoShape">
-                          <a:avLst/>
-                        </a:prstTxWarp>
-                        <a:noAutofit/>
-                      </wps:bodyPr>
-                    </wps:wsp>
-                  </a:graphicData>
-                </a:graphic>
-              </wp:anchor>
-            </w:drawing>
-          </mc:Choice>
-          <mc:Fallback>
-            <w:pict>
-              <v:shape w14:anchorId="2C458FDC" id="Text Box 4" o:spid="_x0000_s1032" type="#_x0000_t202" style="position:absolute;margin-left:419pt;margin-top:94pt;width:70.35pt;height:40.35pt;z-index:251662336;visibility:visible;mso-wrap-style:square;mso-wrap-distance-left:9pt;mso-wrap-distance-top:0;mso-wrap-distance-right:9pt;mso-wrap-distance-bottom:0;mso-position-horizontal:absolute;mso-position-horizontal-relative:text;mso-position-vertical:absolute;mso-position-vertical-relative:text;v-text-anchor:top" o:gfxdata="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" fillcolor="white [3201]" strokeweight=".5pt">
-                <v:textbox>
-                  <w:txbxContent>
-                    <w:p>
-                      <w:r>
-                        <w:t>HelloWorld</w:t>
                       </w:r>
                     </w:p>
                   </w:txbxContent>
@@ -1125,11 +1941,9 @@
                             <w:pPr>
                               <w:jc w:val="center"/>
                             </w:pPr>
-                            <w:proofErr w:type="spellStart"/>
                             <w:r>
                               <w:t>Main.tsx</w:t>
                             </w:r>
-                            <w:proofErr w:type="spellEnd"/>
                           </w:p>
                         </w:txbxContent>
                       </wps:txbx>
@@ -1147,18 +1961,16 @@
           </mc:Choice>
           <mc:Fallback>
             <w:pict>
-              <v:rect w14:anchorId="7E842DF8" id="Rectangle 3" o:spid="_x0000_s1033" style="position:absolute;margin-left:421.35pt;margin-top:60.3pt;width:63pt;height:30.65pt;z-index:251661312;visibility:visible;mso-wrap-style:square;mso-wrap-distance-left:9pt;mso-wrap-distance-top:0;mso-wrap-distance-right:9pt;mso-wrap-distance-bottom:0;mso-position-horizontal:absolute;mso-position-horizontal-relative:text;mso-position-vertical:absolute;mso-position-vertical-relative:text;v-text-anchor:middle" o:gfxdata="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" fillcolor="#156082 [3204]" strokecolor="#030e13 [484]" strokeweight="1.5pt">
+              <v:rect w14:anchorId="7E842DF8" id="Rectangle 3" o:spid="_x0000_s1038" style="position:absolute;margin-left:421.35pt;margin-top:60.3pt;width:63pt;height:30.65pt;z-index:251661312;visibility:visible;mso-wrap-style:square;mso-wrap-distance-left:9pt;mso-wrap-distance-top:0;mso-wrap-distance-right:9pt;mso-wrap-distance-bottom:0;mso-position-horizontal:absolute;mso-position-horizontal-relative:text;mso-position-vertical:absolute;mso-position-vertical-relative:text;v-text-anchor:middle" o:gfxdata="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" fillcolor="#156082 [3204]" strokecolor="#030e13 [484]" strokeweight="1.5pt">
                 <v:textbox>
                   <w:txbxContent>
                     <w:p>
                       <w:pPr>
                         <w:jc w:val="center"/>
                       </w:pPr>
-                      <w:proofErr w:type="spellStart"/>
                       <w:r>
                         <w:t>Main.tsx</w:t>
                       </w:r>
-                      <w:proofErr w:type="spellEnd"/>
                     </w:p>
                   </w:txbxContent>
                 </v:textbox>
@@ -1232,7 +2044,7 @@
           </mc:Choice>
           <mc:Fallback>
             <w:pict>
-              <v:shape w14:anchorId="6C911D33" id="Straight Arrow Connector 7" o:spid="_x0000_s1026" type="#_x0000_t32" style="position:absolute;margin-left:240.35pt;margin-top:89.65pt;width:167.3pt;height:93pt;flip:x;z-index:251679744;visibility:visible;mso-wrap-style:square;mso-width-percent:0;mso-height-percent:0;mso-wrap-distance-left:9pt;mso-wrap-distance-top:0;mso-wrap-distance-right:9pt;mso-wrap-distance-bottom:0;mso-position-horizontal:absolute;mso-position-horizontal-relative:text;mso-position-vertical:absolute;mso-position-vertical-relative:text;mso-width-percent:0;mso-height-percent:0;mso-width-relative:margin;mso-height-relative:margin" o:gfxdata="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" strokecolor="#4ea72e [3209]" strokeweight="1pt">
+              <v:shape w14:anchorId="54E7A9BA" id="Straight Arrow Connector 7" o:spid="_x0000_s1026" type="#_x0000_t32" style="position:absolute;margin-left:240.35pt;margin-top:89.65pt;width:167.3pt;height:93pt;flip:x;z-index:251679744;visibility:visible;mso-wrap-style:square;mso-width-percent:0;mso-height-percent:0;mso-wrap-distance-left:9pt;mso-wrap-distance-top:0;mso-wrap-distance-right:9pt;mso-wrap-distance-bottom:0;mso-position-horizontal:absolute;mso-position-horizontal-relative:text;mso-position-vertical:absolute;mso-position-vertical-relative:text;mso-width-percent:0;mso-height-percent:0;mso-width-relative:margin;mso-height-relative:margin" o:gfxdata="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" strokecolor="#4ea72e [3209]" strokeweight="1pt">
                 <v:stroke endarrow="block" joinstyle="miter"/>
               </v:shape>
             </w:pict>
@@ -1298,7 +2110,7 @@
           </mc:Choice>
           <mc:Fallback>
             <w:pict>
-              <v:shape w14:anchorId="488D645E" id="Straight Arrow Connector 9" o:spid="_x0000_s1026" type="#_x0000_t32" style="position:absolute;margin-left:395.35pt;margin-top:124.35pt;width:15pt;height:0;flip:x;z-index:251683840;visibility:visible;mso-wrap-style:square;mso-wrap-distance-left:9pt;mso-wrap-distance-top:0;mso-wrap-distance-right:9pt;mso-wrap-distance-bottom:0;mso-position-horizontal:absolute;mso-position-horizontal-relative:text;mso-position-vertical:absolute;mso-position-vertical-relative:text" o:gfxdata="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" strokecolor="#4ea72e [3209]" strokeweight="1pt">
+              <v:shape w14:anchorId="7D8AAAAF" id="Straight Arrow Connector 9" o:spid="_x0000_s1026" type="#_x0000_t32" style="position:absolute;margin-left:395.35pt;margin-top:124.35pt;width:15pt;height:0;flip:x;z-index:251683840;visibility:visible;mso-wrap-style:square;mso-wrap-distance-left:9pt;mso-wrap-distance-top:0;mso-wrap-distance-right:9pt;mso-wrap-distance-bottom:0;mso-position-horizontal:absolute;mso-position-horizontal-relative:text;mso-position-vertical:absolute;mso-position-vertical-relative:text" o:gfxdata="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" strokecolor="#4ea72e [3209]" strokeweight="1pt">
                 <v:stroke endarrow="block" joinstyle="miter"/>
               </v:shape>
             </w:pict>
@@ -1367,7 +2179,7 @@
                               <w:jc w:val="center"/>
                             </w:pPr>
                             <w:r>
-                              <w:t>H2</w:t>
+                              <w:t>{0}</w:t>
                             </w:r>
                           </w:p>
                         </w:txbxContent>
@@ -1389,7 +2201,7 @@
           </mc:Choice>
           <mc:Fallback>
             <w:pict>
-              <v:rect w14:anchorId="494C2ABA" id="_x0000_s1034" style="position:absolute;margin-left:312.65pt;margin-top:111pt;width:82pt;height:24.95pt;z-index:251678720;visibility:visible;mso-wrap-style:square;mso-height-percent:0;mso-wrap-distance-left:9pt;mso-wrap-distance-top:0;mso-wrap-distance-right:9pt;mso-wrap-distance-bottom:0;mso-position-horizontal:absolute;mso-position-horizontal-relative:text;mso-position-vertical:absolute;mso-position-vertical-relative:text;mso-height-percent:0;mso-height-relative:margin;v-text-anchor:middle" o:gfxdata="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" fillcolor="#47d459 [1942]" strokecolor="#030e13 [484]" strokeweight="1.5pt">
+              <v:rect w14:anchorId="494C2ABA" id="_x0000_s1039" style="position:absolute;margin-left:312.65pt;margin-top:111pt;width:82pt;height:24.95pt;z-index:251678720;visibility:visible;mso-wrap-style:square;mso-height-percent:0;mso-wrap-distance-left:9pt;mso-wrap-distance-top:0;mso-wrap-distance-right:9pt;mso-wrap-distance-bottom:0;mso-position-horizontal:absolute;mso-position-horizontal-relative:text;mso-position-vertical:absolute;mso-position-vertical-relative:text;mso-height-percent:0;mso-height-relative:margin;v-text-anchor:middle" o:gfxdata="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" fillcolor="#47d459 [1942]" strokecolor="#030e13 [484]" strokeweight="1.5pt">
                 <v:textbox>
                   <w:txbxContent>
                     <w:p>
@@ -1397,7 +2209,7 @@
                         <w:jc w:val="center"/>
                       </w:pPr>
                       <w:r>
-                        <w:t>H2</w:t>
+                        <w:t>{0}</w:t>
                       </w:r>
                     </w:p>
                   </w:txbxContent>
@@ -1487,7 +2299,7 @@
           </mc:Choice>
           <mc:Fallback>
             <w:pict>
-              <v:rect w14:anchorId="794603E4" id="_x0000_s1035" style="position:absolute;margin-left:148.3pt;margin-top:171.95pt;width:82pt;height:21.35pt;z-index:251682816;visibility:visible;mso-wrap-style:square;mso-wrap-distance-left:9pt;mso-wrap-distance-top:0;mso-wrap-distance-right:9pt;mso-wrap-distance-bottom:0;mso-position-horizontal:absolute;mso-position-horizontal-relative:text;mso-position-vertical:absolute;mso-position-vertical-relative:text;v-text-anchor:middle" o:gfxdata="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" fillcolor="#737373 [1614]" strokecolor="#030e13 [484]" strokeweight="1.5pt">
+              <v:rect w14:anchorId="794603E4" id="_x0000_s1040" style="position:absolute;margin-left:148.3pt;margin-top:171.95pt;width:82pt;height:21.35pt;z-index:251682816;visibility:visible;mso-wrap-style:square;mso-wrap-distance-left:9pt;mso-wrap-distance-top:0;mso-wrap-distance-right:9pt;mso-wrap-distance-bottom:0;mso-position-horizontal:absolute;mso-position-horizontal-relative:text;mso-position-vertical:absolute;mso-position-vertical-relative:text;v-text-anchor:middle" o:gfxdata="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" fillcolor="#737373 [1614]" strokecolor="#030e13 [484]" strokeweight="1.5pt">
                 <v:textbox>
                   <w:txbxContent>
                     <w:p>
@@ -1574,7 +2386,7 @@
           </mc:Choice>
           <mc:Fallback>
             <w:pict>
-              <v:rect w14:anchorId="14693D90" id="Rectangle 1" o:spid="_x0000_s1026" style="position:absolute;margin-left:24.65pt;margin-top:-28.65pt;width:489pt;height:276.35pt;z-index:251659264;visibility:visible;mso-wrap-style:square;mso-width-percent:0;mso-height-percent:0;mso-wrap-distance-left:9pt;mso-wrap-distance-top:0;mso-wrap-distance-right:9pt;mso-wrap-distance-bottom:0;mso-position-horizontal:absolute;mso-position-horizontal-relative:text;mso-position-vertical:absolute;mso-position-vertical-relative:text;mso-width-percent:0;mso-height-percent:0;mso-width-relative:margin;mso-height-relative:margin;v-text-anchor:middle" o:gfxdata="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" fillcolor="#156082 [3204]" strokecolor="#030e13 [484]" strokeweight="1.5pt"/>
+              <v:rect w14:anchorId="0D9118EB" id="Rectangle 1" o:spid="_x0000_s1026" style="position:absolute;margin-left:24.65pt;margin-top:-28.65pt;width:489pt;height:276.35pt;z-index:251659264;visibility:visible;mso-wrap-style:square;mso-width-percent:0;mso-height-percent:0;mso-wrap-distance-left:9pt;mso-wrap-distance-top:0;mso-wrap-distance-right:9pt;mso-wrap-distance-bottom:0;mso-position-horizontal:absolute;mso-position-horizontal-relative:text;mso-position-vertical:absolute;mso-position-vertical-relative:text;mso-width-percent:0;mso-height-percent:0;mso-width-relative:margin;mso-height-relative:margin;v-text-anchor:middle" o:gfxdata="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" fillcolor="#156082 [3204]" strokecolor="#030e13 [484]" strokeweight="1.5pt"/>
             </w:pict>
           </mc:Fallback>
         </mc:AlternateContent>
@@ -1663,7 +2475,7 @@
           </mc:Choice>
           <mc:Fallback>
             <w:pict>
-              <v:rect w14:anchorId="1238E32D" id="Rectangle 5" o:spid="_x0000_s1036" style="position:absolute;margin-left:164.65pt;margin-top:142.65pt;width:36pt;height:21.65pt;z-index:251671552;visibility:visible;mso-wrap-style:square;mso-width-percent:0;mso-wrap-distance-left:9pt;mso-wrap-distance-top:0;mso-wrap-distance-right:9pt;mso-wrap-distance-bottom:0;mso-position-horizontal:absolute;mso-position-horizontal-relative:text;mso-position-vertical:absolute;mso-position-vertical-relative:text;mso-width-percent:0;mso-width-relative:margin;v-text-anchor:middle" o:gfxdata="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" fillcolor="#45b0e1 [1940]" strokecolor="#030e13 [484]" strokeweight="1.5pt">
+              <v:rect w14:anchorId="1238E32D" id="Rectangle 5" o:spid="_x0000_s1041" style="position:absolute;margin-left:164.65pt;margin-top:142.65pt;width:36pt;height:21.65pt;z-index:251671552;visibility:visible;mso-wrap-style:square;mso-width-percent:0;mso-wrap-distance-left:9pt;mso-wrap-distance-top:0;mso-wrap-distance-right:9pt;mso-wrap-distance-bottom:0;mso-position-horizontal:absolute;mso-position-horizontal-relative:text;mso-position-vertical:absolute;mso-position-vertical-relative:text;mso-width-percent:0;mso-width-relative:margin;v-text-anchor:middle" o:gfxdata="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" fillcolor="#45b0e1 [1940]" strokecolor="#030e13 [484]" strokeweight="1.5pt">
                 <v:textbox>
                   <w:txbxContent>
                     <w:p>
@@ -1762,7 +2574,7 @@
           </mc:Choice>
           <mc:Fallback>
             <w:pict>
-              <v:rect w14:anchorId="2D0F7D87" id="_x0000_s1037" style="position:absolute;margin-left:108.65pt;margin-top:141pt;width:29pt;height:21.65pt;z-index:251677696;visibility:visible;mso-wrap-style:square;mso-wrap-distance-left:9pt;mso-wrap-distance-top:0;mso-wrap-distance-right:9pt;mso-wrap-distance-bottom:0;mso-position-horizontal:absolute;mso-position-horizontal-relative:text;mso-position-vertical:absolute;mso-position-vertical-relative:text;v-text-anchor:middle" o:gfxdata="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" fillcolor="#45b0e1 [1940]" strokecolor="#030e13 [484]" strokeweight="1.5pt">
+              <v:rect w14:anchorId="2D0F7D87" id="_x0000_s1042" style="position:absolute;margin-left:108.65pt;margin-top:141pt;width:29pt;height:21.65pt;z-index:251677696;visibility:visible;mso-wrap-style:square;mso-wrap-distance-left:9pt;mso-wrap-distance-top:0;mso-wrap-distance-right:9pt;mso-wrap-distance-bottom:0;mso-position-horizontal:absolute;mso-position-horizontal-relative:text;mso-position-vertical:absolute;mso-position-vertical-relative:text;v-text-anchor:middle" o:gfxdata="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" fillcolor="#45b0e1 [1940]" strokecolor="#030e13 [484]" strokeweight="1.5pt">
                 <v:textbox>
                   <w:txbxContent>
                     <w:p>
@@ -1861,7 +2673,7 @@
           </mc:Choice>
           <mc:Fallback>
             <w:pict>
-              <v:rect w14:anchorId="21DB1B57" id="_x0000_s1038" style="position:absolute;margin-left:77.95pt;margin-top:141pt;width:29pt;height:21.65pt;z-index:251675648;visibility:visible;mso-wrap-style:square;mso-wrap-distance-left:9pt;mso-wrap-distance-top:0;mso-wrap-distance-right:9pt;mso-wrap-distance-bottom:0;mso-position-horizontal:absolute;mso-position-horizontal-relative:text;mso-position-vertical:absolute;mso-position-vertical-relative:text;v-text-anchor:middle" o:gfxdata="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" fillcolor="#45b0e1 [1940]" strokecolor="#030e13 [484]" strokeweight="1.5pt">
+              <v:rect w14:anchorId="21DB1B57" id="_x0000_s1043" style="position:absolute;margin-left:77.95pt;margin-top:141pt;width:29pt;height:21.65pt;z-index:251675648;visibility:visible;mso-wrap-style:square;mso-wrap-distance-left:9pt;mso-wrap-distance-top:0;mso-wrap-distance-right:9pt;mso-wrap-distance-bottom:0;mso-position-horizontal:absolute;mso-position-horizontal-relative:text;mso-position-vertical:absolute;mso-position-vertical-relative:text;v-text-anchor:middle" o:gfxdata="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" fillcolor="#45b0e1 [1940]" strokecolor="#030e13 [484]" strokeweight="1.5pt">
                 <v:textbox>
                   <w:txbxContent>
                     <w:p>
@@ -1960,7 +2772,7 @@
           </mc:Choice>
           <mc:Fallback>
             <w:pict>
-              <v:rect w14:anchorId="3587D4BD" id="_x0000_s1039" style="position:absolute;margin-left:47.3pt;margin-top:140.95pt;width:29pt;height:21.65pt;z-index:251673600;visibility:visible;mso-wrap-style:square;mso-wrap-distance-left:9pt;mso-wrap-distance-top:0;mso-wrap-distance-right:9pt;mso-wrap-distance-bottom:0;mso-position-horizontal:absolute;mso-position-horizontal-relative:text;mso-position-vertical:absolute;mso-position-vertical-relative:text;v-text-anchor:middle" o:gfxdata="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" fillcolor="#45b0e1 [1940]" strokecolor="#030e13 [484]" strokeweight="1.5pt">
+              <v:rect w14:anchorId="3587D4BD" id="_x0000_s1044" style="position:absolute;margin-left:47.3pt;margin-top:140.95pt;width:29pt;height:21.65pt;z-index:251673600;visibility:visible;mso-wrap-style:square;mso-wrap-distance-left:9pt;mso-wrap-distance-top:0;mso-wrap-distance-right:9pt;mso-wrap-distance-bottom:0;mso-position-horizontal:absolute;mso-position-horizontal-relative:text;mso-position-vertical:absolute;mso-position-vertical-relative:text;v-text-anchor:middle" o:gfxdata="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" fillcolor="#45b0e1 [1940]" strokecolor="#030e13 [484]" strokeweight="1.5pt">
                 <v:textbox>
                   <w:txbxContent>
                     <w:p>
@@ -2059,7 +2871,7 @@
           </mc:Choice>
           <mc:Fallback>
             <w:pict>
-              <v:rect w14:anchorId="412685E6" id="_x0000_s1040" style="position:absolute;margin-left:163pt;margin-top:115.65pt;width:29pt;height:21.65pt;z-index:251669504;visibility:visible;mso-wrap-style:square;mso-wrap-distance-left:9pt;mso-wrap-distance-top:0;mso-wrap-distance-right:9pt;mso-wrap-distance-bottom:0;mso-position-horizontal:absolute;mso-position-horizontal-relative:text;mso-position-vertical:absolute;mso-position-vertical-relative:text;v-text-anchor:middle" o:gfxdata="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" fillcolor="#45b0e1 [1940]" strokecolor="#030e13 [484]" strokeweight="1.5pt">
+              <v:rect w14:anchorId="412685E6" id="_x0000_s1045" style="position:absolute;margin-left:163pt;margin-top:115.65pt;width:29pt;height:21.65pt;z-index:251669504;visibility:visible;mso-wrap-style:square;mso-wrap-distance-left:9pt;mso-wrap-distance-top:0;mso-wrap-distance-right:9pt;mso-wrap-distance-bottom:0;mso-position-horizontal:absolute;mso-position-horizontal-relative:text;mso-position-vertical:absolute;mso-position-vertical-relative:text;v-text-anchor:middle" o:gfxdata="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" fillcolor="#45b0e1 [1940]" strokecolor="#030e13 [484]" strokeweight="1.5pt">
                 <v:textbox>
                   <w:txbxContent>
                     <w:p>
@@ -2158,7 +2970,7 @@
           </mc:Choice>
           <mc:Fallback>
             <w:pict>
-              <v:rect w14:anchorId="6C86CA42" id="_x0000_s1041" style="position:absolute;margin-left:102.65pt;margin-top:113.3pt;width:29pt;height:21.65pt;z-index:251667456;visibility:visible;mso-wrap-style:square;mso-wrap-distance-left:9pt;mso-wrap-distance-top:0;mso-wrap-distance-right:9pt;mso-wrap-distance-bottom:0;mso-position-horizontal:absolute;mso-position-horizontal-relative:text;mso-position-vertical:absolute;mso-position-vertical-relative:text;v-text-anchor:middle" o:gfxdata="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" fillcolor="#45b0e1 [1940]" strokecolor="#030e13 [484]" strokeweight="1.5pt">
+              <v:rect w14:anchorId="6C86CA42" id="_x0000_s1046" style="position:absolute;margin-left:102.65pt;margin-top:113.3pt;width:29pt;height:21.65pt;z-index:251667456;visibility:visible;mso-wrap-style:square;mso-wrap-distance-left:9pt;mso-wrap-distance-top:0;mso-wrap-distance-right:9pt;mso-wrap-distance-bottom:0;mso-position-horizontal:absolute;mso-position-horizontal-relative:text;mso-position-vertical:absolute;mso-position-vertical-relative:text;v-text-anchor:middle" o:gfxdata="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" fillcolor="#45b0e1 [1940]" strokecolor="#030e13 [484]" strokeweight="1.5pt">
                 <v:textbox>
                   <w:txbxContent>
                     <w:p>
@@ -2257,7 +3069,7 @@
           </mc:Choice>
           <mc:Fallback>
             <w:pict>
-              <v:rect w14:anchorId="7AF42C69" id="_x0000_s1042" style="position:absolute;margin-left:131.85pt;margin-top:88.25pt;width:29pt;height:21.65pt;z-index:251665408;visibility:visible;mso-wrap-style:square;mso-wrap-distance-left:9pt;mso-wrap-distance-top:0;mso-wrap-distance-right:9pt;mso-wrap-distance-bottom:0;mso-position-horizontal:absolute;mso-position-horizontal-relative:text;mso-position-vertical:absolute;mso-position-vertical-relative:text;v-text-anchor:middle" o:gfxdata="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" fillcolor="#45b0e1 [1940]" strokecolor="#030e13 [484]" strokeweight="1.5pt">
+              <v:rect w14:anchorId="7AF42C69" id="_x0000_s1047" style="position:absolute;margin-left:131.85pt;margin-top:88.25pt;width:29pt;height:21.65pt;z-index:251665408;visibility:visible;mso-wrap-style:square;mso-wrap-distance-left:9pt;mso-wrap-distance-top:0;mso-wrap-distance-right:9pt;mso-wrap-distance-bottom:0;mso-position-horizontal:absolute;mso-position-horizontal-relative:text;mso-position-vertical:absolute;mso-position-vertical-relative:text;v-text-anchor:middle" o:gfxdata="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" fillcolor="#45b0e1 [1940]" strokecolor="#030e13 [484]" strokeweight="1.5pt">
                 <v:textbox>
                   <w:txbxContent>
                     <w:p>
@@ -2356,7 +3168,7 @@
           </mc:Choice>
           <mc:Fallback>
             <w:pict>
-              <v:rect w14:anchorId="04BBAE32" id="_x0000_s1043" style="position:absolute;margin-left:131.95pt;margin-top:62.3pt;width:29pt;height:21.65pt;z-index:251663360;visibility:visible;mso-wrap-style:square;mso-wrap-distance-left:9pt;mso-wrap-distance-top:0;mso-wrap-distance-right:9pt;mso-wrap-distance-bottom:0;mso-position-horizontal:absolute;mso-position-horizontal-relative:text;mso-position-vertical:absolute;mso-position-vertical-relative:text;v-text-anchor:middle" o:gfxdata="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" fillcolor="#45b0e1 [1940]" strokecolor="#030e13 [484]" strokeweight="1.5pt">
+              <v:rect w14:anchorId="04BBAE32" id="_x0000_s1048" style="position:absolute;margin-left:131.95pt;margin-top:62.3pt;width:29pt;height:21.65pt;z-index:251663360;visibility:visible;mso-wrap-style:square;mso-wrap-distance-left:9pt;mso-wrap-distance-top:0;mso-wrap-distance-right:9pt;mso-wrap-distance-bottom:0;mso-position-horizontal:absolute;mso-position-horizontal-relative:text;mso-position-vertical:absolute;mso-position-vertical-relative:text;v-text-anchor:middle" o:gfxdata="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" fillcolor="#45b0e1 [1940]" strokecolor="#030e13 [484]" strokeweight="1.5pt">
                 <v:textbox>
                   <w:txbxContent>
                     <w:p>
@@ -2446,7 +3258,7 @@
           </mc:Choice>
           <mc:Fallback>
             <w:pict>
-              <v:rect w14:anchorId="01B4CAF4" id="Rectangle 2" o:spid="_x0000_s1026" style="position:absolute;margin-left:33.35pt;margin-top:-22pt;width:464.35pt;height:74pt;z-index:251660288;visibility:visible;mso-wrap-style:square;mso-width-percent:0;mso-wrap-distance-left:9pt;mso-wrap-distance-top:0;mso-wrap-distance-right:9pt;mso-wrap-distance-bottom:0;mso-position-horizontal:absolute;mso-position-horizontal-relative:text;mso-position-vertical:absolute;mso-position-vertical-relative:text;mso-width-percent:0;mso-width-relative:margin;v-text-anchor:middle" o:gfxdata="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" fillcolor="#83caeb [1300]" strokecolor="#030e13 [484]" strokeweight="1.5pt"/>
+              <v:rect w14:anchorId="30E5DD28" id="Rectangle 2" o:spid="_x0000_s1026" style="position:absolute;margin-left:33.35pt;margin-top:-22pt;width:464.35pt;height:74pt;z-index:251660288;visibility:visible;mso-wrap-style:square;mso-width-percent:0;mso-wrap-distance-left:9pt;mso-wrap-distance-top:0;mso-wrap-distance-right:9pt;mso-wrap-distance-bottom:0;mso-position-horizontal:absolute;mso-position-horizontal-relative:text;mso-position-vertical:absolute;mso-position-vertical-relative:text;mso-width-percent:0;mso-width-relative:margin;v-text-anchor:middle" o:gfxdata="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" fillcolor="#83caeb [1300]" strokecolor="#030e13 [484]" strokeweight="1.5pt"/>
             </w:pict>
           </mc:Fallback>
         </mc:AlternateContent>
@@ -2862,7 +3674,7 @@
   <w:style w:type="paragraph" w:default="1" w:styleId="Normal">
     <w:name w:val="Normal"/>
     <w:qFormat/>
-    <w:rsid w:val="006E43A3"/>
+    <w:rsid w:val="006565BD"/>
   </w:style>
   <w:style w:type="paragraph" w:styleId="Heading1">
     <w:name w:val="heading 1"/>
